--- a/lessons/9-2/downloads/9-2-notes-teacher.docx
+++ b/lessons/9-2/downloads/9-2-notes-teacher.docx
@@ -14,7 +14,7 @@
           <w:sz w:val="18"/>
           <w:szCs w:val="18"/>
         </w:rPr>
-        <w:t xml:space="preserve">UNIT 9  ·  LESSON 2      STANDARD 6.NS.7</w:t>
+        <w:t xml:space="preserve">UNIT 9  ·  LESSON 2      STANDARD 6.NOS.8</w:t>
       </w:r>
     </w:p>
     <w:p>
@@ -2358,7 +2358,7 @@
           <w:sz w:val="21"/>
           <w:szCs w:val="21"/>
         </w:rPr>
-        <w:t xml:space="preserve">Start with:  The diver is ___ feet from sea level because |-30| = ___.</w:t>
+        <w:t xml:space="preserve">Start with:  When a problem felt tricky, I ___ to find the absolute value.</w:t>
       </w:r>
       <w:r>
         <w:rPr>
@@ -2369,7 +2369,7 @@
           <w:szCs w:val="19"/>
         </w:rPr>
         <w:br/>
-        <w:t xml:space="preserve">El buzo esta a ___ pies del nivel del mar porque |-30| = ___.</w:t>
+        <w:t xml:space="preserve">Cuando un problema parecia dificil, yo ___ para hallar el valor absoluto.</w:t>
       </w:r>
     </w:p>
     <w:p>
@@ -2454,6 +2454,32 @@
           <w:szCs w:val="19"/>
         </w:rPr>
         <w:t xml:space="preserve">Solve each problem. Show your thinking in the work box.</w:t>
+      </w:r>
+    </w:p>
+    <w:p>
+      <w:pPr>
+        <w:pStyle w:val="Heading2"/>
+        <w:spacing w:after="80" w:before="180"/>
+      </w:pPr>
+      <w:r>
+        <w:rPr>
+          <w:b/>
+          <w:bCs/>
+          <w:color w:val="12355B"/>
+          <w:sz w:val="24"/>
+          <w:szCs w:val="24"/>
+        </w:rPr>
+        <w:t xml:space="preserve">Level 1 Support</w:t>
+      </w:r>
+      <w:r>
+        <w:rPr>
+          <w:i/>
+          <w:iCs/>
+          <w:color w:val="1FA6A2"/>
+          <w:sz w:val="19"/>
+          <w:szCs w:val="19"/>
+        </w:rPr>
+        <w:t xml:space="preserve">   extra scaffolding</w:t>
       </w:r>
     </w:p>
     <w:p>
@@ -2588,6 +2614,32 @@
     </w:tbl>
     <w:p>
       <w:pPr>
+        <w:pStyle w:val="Heading2"/>
+        <w:spacing w:after="80" w:before="180"/>
+      </w:pPr>
+      <w:r>
+        <w:rPr>
+          <w:b/>
+          <w:bCs/>
+          <w:color w:val="12355B"/>
+          <w:sz w:val="24"/>
+          <w:szCs w:val="24"/>
+        </w:rPr>
+        <w:t xml:space="preserve">On Level</w:t>
+      </w:r>
+      <w:r>
+        <w:rPr>
+          <w:i/>
+          <w:iCs/>
+          <w:color w:val="12355B"/>
+          <w:sz w:val="19"/>
+          <w:szCs w:val="19"/>
+        </w:rPr>
+        <w:t xml:space="preserve">   grade-level practice</w:t>
+      </w:r>
+    </w:p>
+    <w:p>
+      <w:pPr>
         <w:keepNext/>
         <w:spacing w:after="60" w:before="160"/>
       </w:pPr>
@@ -2718,266 +2770,6 @@
     </w:tbl>
     <w:p>
       <w:pPr>
-        <w:keepNext/>
-        <w:spacing w:after="60" w:before="160"/>
-      </w:pPr>
-      <w:r>
-        <w:rPr>
-          <w:b/>
-          <w:bCs/>
-          <w:color w:val="12355B"/>
-          <w:sz w:val="22"/>
-          <w:szCs w:val="22"/>
-        </w:rPr>
-        <w:t xml:space="preserve">3.  </w:t>
-      </w:r>
-      <w:r>
-        <w:rPr>
-          <w:b/>
-          <w:bCs/>
-          <w:sz w:val="21"/>
-          <w:szCs w:val="21"/>
-        </w:rPr>
-        <w:t xml:space="preserve">On a frosty morning at the mountain cache, the thermometer reads -8 degrees. What is the absolute value of -8?</w:t>
-      </w:r>
-    </w:p>
-    <w:p>
-      <w:pPr>
-        <w:spacing w:after="40"/>
-        <w:ind w:left="420"/>
-      </w:pPr>
-      <w:r>
-        <w:rPr>
-          <w:sz w:val="20"/>
-          <w:szCs w:val="20"/>
-        </w:rPr>
-        <w:t xml:space="preserve">A)  8</w:t>
-      </w:r>
-    </w:p>
-    <w:p>
-      <w:pPr>
-        <w:spacing w:after="40"/>
-        <w:ind w:left="420"/>
-      </w:pPr>
-      <w:r>
-        <w:rPr>
-          <w:sz w:val="20"/>
-          <w:szCs w:val="20"/>
-        </w:rPr>
-        <w:t xml:space="preserve">B)  -8</w:t>
-      </w:r>
-    </w:p>
-    <w:p>
-      <w:pPr>
-        <w:spacing w:after="40"/>
-        <w:ind w:left="420"/>
-      </w:pPr>
-      <w:r>
-        <w:rPr>
-          <w:sz w:val="20"/>
-          <w:szCs w:val="20"/>
-        </w:rPr>
-        <w:t xml:space="preserve">C)  0</w:t>
-      </w:r>
-    </w:p>
-    <w:p>
-      <w:pPr>
-        <w:spacing w:after="40"/>
-        <w:ind w:left="420"/>
-      </w:pPr>
-      <w:r>
-        <w:rPr>
-          <w:sz w:val="20"/>
-          <w:szCs w:val="20"/>
-        </w:rPr>
-        <w:t xml:space="preserve">D)  16</w:t>
-      </w:r>
-    </w:p>
-    <w:p>
-      <w:pPr>
-        <w:spacing w:after="20"/>
-      </w:pPr>
-      <w:r>
-        <w:t xml:space="preserve"/>
-      </w:r>
-    </w:p>
-    <w:tbl>
-      <w:tblPr>
-        <w:tblW w:type="pct" w:w="100%"/>
-        <w:tblBorders>
-          <w:top w:val="single" w:color="C7D2DD" w:sz="6"/>
-          <w:left w:val="single" w:color="C7D2DD" w:sz="6"/>
-          <w:bottom w:val="single" w:color="C7D2DD" w:sz="6"/>
-          <w:right w:val="single" w:color="C7D2DD" w:sz="6"/>
-          <w:insideH w:val="single" w:color="auto" w:sz="4"/>
-          <w:insideV w:val="single" w:color="auto" w:sz="4"/>
-        </w:tblBorders>
-      </w:tblPr>
-      <w:tblGrid>
-        <w:gridCol w:w="100"/>
-      </w:tblGrid>
-      <w:tr>
-        <w:tc>
-          <w:tcPr>
-            <w:shd w:fill="FBF3E2" w:color="auto" w:val="clear"/>
-            <w:tcMar>
-              <w:top w:type="dxa" w:w="60"/>
-              <w:left w:type="dxa" w:w="120"/>
-              <w:bottom w:type="dxa" w:w="60"/>
-              <w:right w:type="dxa" w:w="120"/>
-            </w:tcMar>
-          </w:tcPr>
-          <w:p>
-            <w:pPr>
-              <w:spacing w:after="0" w:line="320"/>
-            </w:pPr>
-            <w:r>
-              <w:t xml:space="preserve"/>
-            </w:r>
-          </w:p>
-          <w:p>
-            <w:pPr>
-              <w:spacing w:after="0" w:line="320"/>
-            </w:pPr>
-            <w:r>
-              <w:t xml:space="preserve"/>
-            </w:r>
-          </w:p>
-        </w:tc>
-      </w:tr>
-    </w:tbl>
-    <w:p>
-      <w:pPr>
-        <w:keepNext/>
-        <w:spacing w:after="60" w:before="160"/>
-      </w:pPr>
-      <w:r>
-        <w:rPr>
-          <w:b/>
-          <w:bCs/>
-          <w:color w:val="12355B"/>
-          <w:sz w:val="22"/>
-          <w:szCs w:val="22"/>
-        </w:rPr>
-        <w:t xml:space="preserve">4.  </w:t>
-      </w:r>
-      <w:r>
-        <w:rPr>
-          <w:b/>
-          <w:bCs/>
-          <w:sz w:val="21"/>
-          <w:szCs w:val="21"/>
-        </w:rPr>
-        <w:t xml:space="preserve">Two treasure sites report their temperatures: -5 degrees F at the Ice Cave and -2 degrees F at the Frozen Dock. Which site is COLDER?</w:t>
-      </w:r>
-    </w:p>
-    <w:p>
-      <w:pPr>
-        <w:spacing w:after="40"/>
-        <w:ind w:left="420"/>
-      </w:pPr>
-      <w:r>
-        <w:rPr>
-          <w:sz w:val="20"/>
-          <w:szCs w:val="20"/>
-        </w:rPr>
-        <w:t xml:space="preserve">A)  -5 degrees F (Ice Cave)</w:t>
-      </w:r>
-    </w:p>
-    <w:p>
-      <w:pPr>
-        <w:spacing w:after="40"/>
-        <w:ind w:left="420"/>
-      </w:pPr>
-      <w:r>
-        <w:rPr>
-          <w:sz w:val="20"/>
-          <w:szCs w:val="20"/>
-        </w:rPr>
-        <w:t xml:space="preserve">B)  -2 degrees F (Frozen Dock)</w:t>
-      </w:r>
-    </w:p>
-    <w:p>
-      <w:pPr>
-        <w:spacing w:after="40"/>
-        <w:ind w:left="420"/>
-      </w:pPr>
-      <w:r>
-        <w:rPr>
-          <w:sz w:val="20"/>
-          <w:szCs w:val="20"/>
-        </w:rPr>
-        <w:t xml:space="preserve">C)  They are the same</w:t>
-      </w:r>
-    </w:p>
-    <w:p>
-      <w:pPr>
-        <w:spacing w:after="40"/>
-        <w:ind w:left="420"/>
-      </w:pPr>
-      <w:r>
-        <w:rPr>
-          <w:sz w:val="20"/>
-          <w:szCs w:val="20"/>
-        </w:rPr>
-        <w:t xml:space="preserve">D)  Neither is below zero</w:t>
-      </w:r>
-    </w:p>
-    <w:p>
-      <w:pPr>
-        <w:spacing w:after="20"/>
-      </w:pPr>
-      <w:r>
-        <w:t xml:space="preserve"/>
-      </w:r>
-    </w:p>
-    <w:tbl>
-      <w:tblPr>
-        <w:tblW w:type="pct" w:w="100%"/>
-        <w:tblBorders>
-          <w:top w:val="single" w:color="C7D2DD" w:sz="6"/>
-          <w:left w:val="single" w:color="C7D2DD" w:sz="6"/>
-          <w:bottom w:val="single" w:color="C7D2DD" w:sz="6"/>
-          <w:right w:val="single" w:color="C7D2DD" w:sz="6"/>
-          <w:insideH w:val="single" w:color="auto" w:sz="4"/>
-          <w:insideV w:val="single" w:color="auto" w:sz="4"/>
-        </w:tblBorders>
-      </w:tblPr>
-      <w:tblGrid>
-        <w:gridCol w:w="100"/>
-      </w:tblGrid>
-      <w:tr>
-        <w:tc>
-          <w:tcPr>
-            <w:shd w:fill="FBF3E2" w:color="auto" w:val="clear"/>
-            <w:tcMar>
-              <w:top w:type="dxa" w:w="60"/>
-              <w:left w:type="dxa" w:w="120"/>
-              <w:bottom w:type="dxa" w:w="60"/>
-              <w:right w:type="dxa" w:w="120"/>
-            </w:tcMar>
-          </w:tcPr>
-          <w:p>
-            <w:pPr>
-              <w:spacing w:after="0" w:line="320"/>
-            </w:pPr>
-            <w:r>
-              <w:t xml:space="preserve"/>
-            </w:r>
-          </w:p>
-          <w:p>
-            <w:pPr>
-              <w:spacing w:after="0" w:line="320"/>
-            </w:pPr>
-            <w:r>
-              <w:t xml:space="preserve"/>
-            </w:r>
-          </w:p>
-        </w:tc>
-      </w:tr>
-    </w:tbl>
-    <w:p>
-      <w:pPr>
         <w:pStyle w:val="Heading1"/>
         <w:pageBreakBefore/>
         <w:pBdr>
@@ -3325,23 +3117,17 @@
     </w:p>
     <w:p>
       <w:pPr>
-        <w:spacing w:after="80"/>
-      </w:pPr>
-      <w:r>
-        <w:rPr>
-          <w:b/>
-          <w:bCs/>
-          <w:sz w:val="21"/>
-          <w:szCs w:val="21"/>
-        </w:rPr>
-        <w:t xml:space="preserve">1.  </w:t>
-      </w:r>
-      <w:r>
-        <w:rPr>
-          <w:sz w:val="21"/>
-          <w:szCs w:val="21"/>
-        </w:rPr>
-        <w:t xml:space="preserve">A)  0</w:t>
+        <w:spacing w:after="100"/>
+      </w:pPr>
+      <w:r>
+        <w:rPr>
+          <w:b/>
+          <w:bCs/>
+          <w:color w:val="B97A12"/>
+          <w:sz w:val="20"/>
+          <w:szCs w:val="20"/>
+        </w:rPr>
+        <w:t xml:space="preserve">Watch for this mistake:  </w:t>
       </w:r>
       <w:r>
         <w:rPr>
@@ -3351,7 +3137,23 @@
           <w:sz w:val="19"/>
           <w:szCs w:val="19"/>
         </w:rPr>
-        <w:t xml:space="preserve">  — Zero is 0 units from itself on the number line, so |0| = 0.</w:t>
+        <w:t xml:space="preserve">A common mistake in Integers and Absolute Value is judging size by the digits alone instead of position on the number line — students think -8 is 'more' than -3 because 8 &gt; 3, when really -8 sits farther left (colder, deeper, or lower) and is actually the SMALLER integer. Absolute value measures distance from zero and is always positive or zero, but that distance does not decide which integer is greater — only left-to-right order on the number line does. Before you submit, ask: am I comparing distance from zero (absolute value) or position on the number line (greater/less than)?</w:t>
+      </w:r>
+    </w:p>
+    <w:p>
+      <w:pPr>
+        <w:pStyle w:val="Heading2"/>
+        <w:spacing w:after="80" w:before="180"/>
+      </w:pPr>
+      <w:r>
+        <w:rPr>
+          <w:b/>
+          <w:bCs/>
+          <w:color w:val="12355B"/>
+          <w:sz w:val="24"/>
+          <w:szCs w:val="24"/>
+        </w:rPr>
+        <w:t xml:space="preserve">Level 1 Support</w:t>
       </w:r>
     </w:p>
     <w:p>
@@ -3365,14 +3167,14 @@
           <w:sz w:val="21"/>
           <w:szCs w:val="21"/>
         </w:rPr>
-        <w:t xml:space="preserve">2.  </w:t>
-      </w:r>
-      <w:r>
-        <w:rPr>
-          <w:sz w:val="21"/>
-          <w:szCs w:val="21"/>
-        </w:rPr>
-        <w:t xml:space="preserve">A)  |-4| = |4| because both are 4 units from zero</w:t>
+        <w:t xml:space="preserve">1.  </w:t>
+      </w:r>
+      <w:r>
+        <w:rPr>
+          <w:sz w:val="21"/>
+          <w:szCs w:val="21"/>
+        </w:rPr>
+        <w:t xml:space="preserve">A)  0</w:t>
       </w:r>
       <w:r>
         <w:rPr>
@@ -3382,7 +3184,23 @@
           <w:sz w:val="19"/>
           <w:szCs w:val="19"/>
         </w:rPr>
-        <w:t xml:space="preserve">  — Absolute value measures distance from zero. Both -4 and 4 are 4 units from zero, so |-4| = |4| = 4.</w:t>
+        <w:t xml:space="preserve">  — Zero is 0 units from itself on the number line, so |0| = 0.</w:t>
+      </w:r>
+    </w:p>
+    <w:p>
+      <w:pPr>
+        <w:pStyle w:val="Heading2"/>
+        <w:spacing w:after="80" w:before="180"/>
+      </w:pPr>
+      <w:r>
+        <w:rPr>
+          <w:b/>
+          <w:bCs/>
+          <w:color w:val="12355B"/>
+          <w:sz w:val="24"/>
+          <w:szCs w:val="24"/>
+        </w:rPr>
+        <w:t xml:space="preserve">On Level</w:t>
       </w:r>
     </w:p>
     <w:p>
@@ -3396,14 +3214,14 @@
           <w:sz w:val="21"/>
           <w:szCs w:val="21"/>
         </w:rPr>
-        <w:t xml:space="preserve">3.  </w:t>
-      </w:r>
-      <w:r>
-        <w:rPr>
-          <w:sz w:val="21"/>
-          <w:szCs w:val="21"/>
-        </w:rPr>
-        <w:t xml:space="preserve">A)  8</w:t>
+        <w:t xml:space="preserve">2.  </w:t>
+      </w:r>
+      <w:r>
+        <w:rPr>
+          <w:sz w:val="21"/>
+          <w:szCs w:val="21"/>
+        </w:rPr>
+        <w:t xml:space="preserve">A)  |-4| = |4| because both are 4 units from zero</w:t>
       </w:r>
       <w:r>
         <w:rPr>
@@ -3413,38 +3231,7 @@
           <w:sz w:val="19"/>
           <w:szCs w:val="19"/>
         </w:rPr>
-        <w:t xml:space="preserve">  — Absolute value is the distance from zero, so |-8| = 8.</w:t>
-      </w:r>
-    </w:p>
-    <w:p>
-      <w:pPr>
-        <w:spacing w:after="80"/>
-      </w:pPr>
-      <w:r>
-        <w:rPr>
-          <w:b/>
-          <w:bCs/>
-          <w:sz w:val="21"/>
-          <w:szCs w:val="21"/>
-        </w:rPr>
-        <w:t xml:space="preserve">4.  </w:t>
-      </w:r>
-      <w:r>
-        <w:rPr>
-          <w:sz w:val="21"/>
-          <w:szCs w:val="21"/>
-        </w:rPr>
-        <w:t xml:space="preserve">A)  -5 degrees F (Ice Cave)</w:t>
-      </w:r>
-      <w:r>
-        <w:rPr>
-          <w:i/>
-          <w:iCs/>
-          <w:color w:val="5F6F80"/>
-          <w:sz w:val="19"/>
-          <w:szCs w:val="19"/>
-        </w:rPr>
-        <w:t xml:space="preserve">  — On a number line, -5 is to the left of -2, so -5 is the smaller (colder) temperature.</w:t>
+        <w:t xml:space="preserve">  — Absolute value measures distance from zero. Both -4 and 4 are 4 units from zero, so |-4| = |4| = 4.</w:t>
       </w:r>
     </w:p>
     <w:p>

--- a/lessons/9-2/downloads/9-2-notes-teacher.docx
+++ b/lessons/9-2/downloads/9-2-notes-teacher.docx
@@ -1247,7 +1247,22 @@
           <w:sz w:val="30"/>
           <w:szCs w:val="30"/>
         </w:rPr>
-        <w:t xml:space="preserve">Worked Example</w:t>
+        <w:t xml:space="preserve">Write About the Math</w:t>
+      </w:r>
+    </w:p>
+    <w:p>
+      <w:pPr>
+        <w:spacing w:after="100"/>
+      </w:pPr>
+      <w:r>
+        <w:rPr>
+          <w:i/>
+          <w:iCs/>
+          <w:color w:val="5F6F80"/>
+          <w:sz w:val="19"/>
+          <w:szCs w:val="19"/>
+        </w:rPr>
+        <w:t xml:space="preserve">Use the support level you need. Every level answers the same math question.</w:t>
       </w:r>
     </w:p>
     <w:p>
@@ -1263,17 +1278,17 @@
           <w:sz w:val="24"/>
           <w:szCs w:val="24"/>
         </w:rPr>
-        <w:t xml:space="preserve">Watch &amp; Read</w:t>
+        <w:t xml:space="preserve">1. Understand the Question</w:t>
       </w:r>
       <w:r>
         <w:rPr>
           <w:i/>
           <w:iCs/>
-          <w:color w:val="1FA6A2"/>
-          <w:sz w:val="19"/>
-          <w:szCs w:val="19"/>
-        </w:rPr>
-        <w:t xml:space="preserve">   I Do — follow along with your teacher</w:t>
+          <w:color w:val="B97A12"/>
+          <w:sz w:val="19"/>
+          <w:szCs w:val="19"/>
+        </w:rPr>
+        <w:t xml:space="preserve">   describe</w:t>
       </w:r>
     </w:p>
     <w:tbl>
@@ -1308,25 +1323,360 @@
             </w:pPr>
             <w:r>
               <w:rPr>
+                <w:color w:val="1A2733"/>
+                <w:sz w:val="21"/>
+                <w:szCs w:val="21"/>
+              </w:rPr>
+              <w:t xml:space="preserve">A diver is at -30 feet and a hawk is at +30 feet. How can absolute value help you describe how far each is from sea level?</w:t>
+            </w:r>
+          </w:p>
+          <w:p>
+            <w:pPr>
+              <w:spacing w:after="0"/>
+            </w:pPr>
+            <w:r>
+              <w:rPr>
                 <w:b/>
                 <w:bCs/>
                 <w:color w:val="12355B"/>
-                <w:sz w:val="22"/>
-                <w:szCs w:val="22"/>
+                <w:sz w:val="20"/>
+                <w:szCs w:val="20"/>
               </w:rPr>
-              <w:t xml:space="preserve">Treasure Map Elevation</w:t>
-            </w:r>
-          </w:p>
-          <w:p>
-            <w:pPr>
-              <w:spacing w:after="0"/>
-            </w:pPr>
+              <w:t xml:space="preserve">Your job:  </w:t>
+            </w:r>
             <w:r>
               <w:rPr>
+                <w:sz w:val="20"/>
+                <w:szCs w:val="20"/>
+              </w:rPr>
+              <w:t xml:space="preserve">Answer the question. Use math evidence. Explain how the evidence proves your answer.</w:t>
+            </w:r>
+            <w:r>
+              <w:rPr>
+                <w:i/>
+                <w:iCs/>
+                <w:color w:val="5F6F80"/>
+                <w:sz w:val="18"/>
+                <w:szCs w:val="18"/>
+              </w:rPr>
+              <w:br/>
+              <w:t xml:space="preserve">Responde la pregunta. Usa evidencia matemática. Explica cómo la evidencia demuestra tu respuesta.</w:t>
+            </w:r>
+          </w:p>
+        </w:tc>
+      </w:tr>
+    </w:tbl>
+    <w:p>
+      <w:pPr>
+        <w:pStyle w:val="Heading2"/>
+        <w:spacing w:after="80" w:before="180"/>
+      </w:pPr>
+      <w:r>
+        <w:rPr>
+          <w:b/>
+          <w:bCs/>
+          <w:color w:val="12355B"/>
+          <w:sz w:val="24"/>
+          <w:szCs w:val="24"/>
+        </w:rPr>
+        <w:t xml:space="preserve">2. Plan Your Math Words</w:t>
+      </w:r>
+      <w:r>
+        <w:rPr>
+          <w:i/>
+          <w:iCs/>
+          <w:color w:val="1FA6A2"/>
+          <w:sz w:val="19"/>
+          <w:szCs w:val="19"/>
+        </w:rPr>
+        <w:t xml:space="preserve">   check at least two</w:t>
+      </w:r>
+    </w:p>
+    <w:p>
+      <w:pPr>
+        <w:spacing w:after="60"/>
+      </w:pPr>
+      <w:r>
+        <w:rPr>
+          <w:b/>
+          <w:bCs/>
+          <w:color w:val="1FA6A2"/>
+          <w:sz w:val="22"/>
+          <w:szCs w:val="22"/>
+        </w:rPr>
+        <w:t xml:space="preserve">☐  </w:t>
+      </w:r>
+      <w:r>
+        <w:rPr>
+          <w:b/>
+          <w:bCs/>
+          <w:color w:val="12355B"/>
+          <w:sz w:val="20"/>
+          <w:szCs w:val="20"/>
+        </w:rPr>
+        <w:t xml:space="preserve">Integer — </w:t>
+      </w:r>
+      <w:r>
+        <w:rPr>
+          <w:sz w:val="20"/>
+          <w:szCs w:val="20"/>
+        </w:rPr>
+        <w:t xml:space="preserve">A whole number that can be positive, negative, or zero.</w:t>
+      </w:r>
+      <w:r>
+        <w:rPr>
+          <w:i/>
+          <w:iCs/>
+          <w:color w:val="5F6F80"/>
+          <w:sz w:val="18"/>
+          <w:szCs w:val="18"/>
+        </w:rPr>
+        <w:br/>
+        <w:t xml:space="preserve">Número entero — Un número entero que puede ser positivo, negativo o cero.</w:t>
+      </w:r>
+    </w:p>
+    <w:p>
+      <w:pPr>
+        <w:spacing w:after="60"/>
+      </w:pPr>
+      <w:r>
+        <w:rPr>
+          <w:b/>
+          <w:bCs/>
+          <w:color w:val="1FA6A2"/>
+          <w:sz w:val="22"/>
+          <w:szCs w:val="22"/>
+        </w:rPr>
+        <w:t xml:space="preserve">☐  </w:t>
+      </w:r>
+      <w:r>
+        <w:rPr>
+          <w:b/>
+          <w:bCs/>
+          <w:color w:val="12355B"/>
+          <w:sz w:val="20"/>
+          <w:szCs w:val="20"/>
+        </w:rPr>
+        <w:t xml:space="preserve">Positive — </w:t>
+      </w:r>
+      <w:r>
+        <w:rPr>
+          <w:sz w:val="20"/>
+          <w:szCs w:val="20"/>
+        </w:rPr>
+        <w:t xml:space="preserve">A number bigger than zero, to the right of zero on a number line.</w:t>
+      </w:r>
+      <w:r>
+        <w:rPr>
+          <w:i/>
+          <w:iCs/>
+          <w:color w:val="5F6F80"/>
+          <w:sz w:val="18"/>
+          <w:szCs w:val="18"/>
+        </w:rPr>
+        <w:br/>
+        <w:t xml:space="preserve">Positivo — Un número mayor que cero, a la derecha del cero en la recta numérica.</w:t>
+      </w:r>
+    </w:p>
+    <w:p>
+      <w:pPr>
+        <w:spacing w:after="60"/>
+      </w:pPr>
+      <w:r>
+        <w:rPr>
+          <w:b/>
+          <w:bCs/>
+          <w:color w:val="1FA6A2"/>
+          <w:sz w:val="22"/>
+          <w:szCs w:val="22"/>
+        </w:rPr>
+        <w:t xml:space="preserve">☐  </w:t>
+      </w:r>
+      <w:r>
+        <w:rPr>
+          <w:b/>
+          <w:bCs/>
+          <w:color w:val="12355B"/>
+          <w:sz w:val="20"/>
+          <w:szCs w:val="20"/>
+        </w:rPr>
+        <w:t xml:space="preserve">Negative — </w:t>
+      </w:r>
+      <w:r>
+        <w:rPr>
+          <w:sz w:val="20"/>
+          <w:szCs w:val="20"/>
+        </w:rPr>
+        <w:t xml:space="preserve">A number smaller than zero, to the left of zero on a number line.</w:t>
+      </w:r>
+      <w:r>
+        <w:rPr>
+          <w:i/>
+          <w:iCs/>
+          <w:color w:val="5F6F80"/>
+          <w:sz w:val="18"/>
+          <w:szCs w:val="18"/>
+        </w:rPr>
+        <w:br/>
+        <w:t xml:space="preserve">Negativo — Un número menor que cero, a la izquierda del cero en la recta numérica.</w:t>
+      </w:r>
+    </w:p>
+    <w:p>
+      <w:pPr>
+        <w:spacing w:after="60"/>
+      </w:pPr>
+      <w:r>
+        <w:rPr>
+          <w:b/>
+          <w:bCs/>
+          <w:color w:val="1FA6A2"/>
+          <w:sz w:val="22"/>
+          <w:szCs w:val="22"/>
+        </w:rPr>
+        <w:t xml:space="preserve">☐  </w:t>
+      </w:r>
+      <w:r>
+        <w:rPr>
+          <w:b/>
+          <w:bCs/>
+          <w:color w:val="12355B"/>
+          <w:sz w:val="20"/>
+          <w:szCs w:val="20"/>
+        </w:rPr>
+        <w:t xml:space="preserve">Absolute value — </w:t>
+      </w:r>
+      <w:r>
+        <w:rPr>
+          <w:sz w:val="20"/>
+          <w:szCs w:val="20"/>
+        </w:rPr>
+        <w:t xml:space="preserve">How far a number is from zero. It is never negative.</w:t>
+      </w:r>
+      <w:r>
+        <w:rPr>
+          <w:i/>
+          <w:iCs/>
+          <w:color w:val="5F6F80"/>
+          <w:sz w:val="18"/>
+          <w:szCs w:val="18"/>
+        </w:rPr>
+        <w:br/>
+        <w:t xml:space="preserve">Valor absoluto — Qué tan lejos está un número de cero. Nunca es negativo.</w:t>
+      </w:r>
+    </w:p>
+    <w:p>
+      <w:pPr>
+        <w:spacing w:after="60"/>
+      </w:pPr>
+      <w:r>
+        <w:rPr>
+          <w:b/>
+          <w:bCs/>
+          <w:color w:val="1FA6A2"/>
+          <w:sz w:val="22"/>
+          <w:szCs w:val="22"/>
+        </w:rPr>
+        <w:t xml:space="preserve">☐  </w:t>
+      </w:r>
+      <w:r>
+        <w:rPr>
+          <w:b/>
+          <w:bCs/>
+          <w:color w:val="12355B"/>
+          <w:sz w:val="20"/>
+          <w:szCs w:val="20"/>
+        </w:rPr>
+        <w:t xml:space="preserve">Opposite — </w:t>
+      </w:r>
+      <w:r>
+        <w:rPr>
+          <w:sz w:val="20"/>
+          <w:szCs w:val="20"/>
+        </w:rPr>
+        <w:t xml:space="preserve">Two numbers the same distance from zero, on opposite sides, like 3 and -3.</w:t>
+      </w:r>
+      <w:r>
+        <w:rPr>
+          <w:i/>
+          <w:iCs/>
+          <w:color w:val="5F6F80"/>
+          <w:sz w:val="18"/>
+          <w:szCs w:val="18"/>
+        </w:rPr>
+        <w:br/>
+        <w:t xml:space="preserve">Opuesto — Dos números a la misma distancia de cero, en lados opuestos, como 3 y -3.</w:t>
+      </w:r>
+    </w:p>
+    <w:tbl>
+      <w:tblPr>
+        <w:tblW w:type="pct" w:w="100%"/>
+        <w:tblBorders>
+          <w:top w:val="single" w:color="1FA6A2" w:sz="8"/>
+          <w:left w:val="single" w:color="1FA6A2" w:sz="8"/>
+          <w:bottom w:val="single" w:color="1FA6A2" w:sz="8"/>
+          <w:right w:val="single" w:color="1FA6A2" w:sz="8"/>
+          <w:insideH w:val="single" w:color="auto" w:sz="4"/>
+          <w:insideV w:val="single" w:color="auto" w:sz="4"/>
+        </w:tblBorders>
+      </w:tblPr>
+      <w:tblGrid>
+        <w:gridCol w:w="100"/>
+      </w:tblGrid>
+      <w:tr>
+        <w:tc>
+          <w:tcPr>
+            <w:shd w:fill="F7FFFD" w:color="auto" w:val="clear"/>
+            <w:tcMar>
+              <w:top w:type="dxa" w:w="120"/>
+              <w:left w:type="dxa" w:w="180"/>
+              <w:bottom w:type="dxa" w:w="120"/>
+              <w:right w:type="dxa" w:w="180"/>
+            </w:tcMar>
+          </w:tcPr>
+          <w:p>
+            <w:pPr>
+              <w:spacing w:after="50"/>
+            </w:pPr>
+            <w:r>
+              <w:rPr>
+                <w:b/>
+                <w:bCs/>
+                <w:color w:val="1FA6A2"/>
+                <w:sz w:val="20"/>
+                <w:szCs w:val="20"/>
+              </w:rPr>
+              <w:t xml:space="preserve">Say it first:  </w:t>
+            </w:r>
+            <w:r>
+              <w:rPr>
+                <w:sz w:val="20"/>
+                <w:szCs w:val="20"/>
+              </w:rPr>
+              <w:t xml:space="preserve">Say your idea to a partner or quietly to yourself before you write.</w:t>
+            </w:r>
+          </w:p>
+          <w:p>
+            <w:pPr>
+              <w:spacing w:after="60"/>
+            </w:pPr>
+            <w:r>
+              <w:rPr>
+                <w:color w:val="1A2733"/>
                 <w:sz w:val="21"/>
                 <w:szCs w:val="21"/>
               </w:rPr>
-              <w:t xml:space="preserve">Captain Vega's treasure map has clues hidden at different elevations! Some treasures are buried underground (below sea level) and some are on mountaintops (above sea level). Sea level is marked as 0. A treasure chest is at -4 (4 meters below sea level) and a lookout tower is at +6 (6 meters above sea level). How far is each from sea level?</w:t>
+              <w:t xml:space="preserve">The diver is ___ feet from sea level because |-30| = ___.</w:t>
+            </w:r>
+            <w:r>
+              <w:rPr>
+                <w:i/>
+                <w:iCs/>
+                <w:color w:val="5F6F80"/>
+                <w:sz w:val="19"/>
+                <w:szCs w:val="19"/>
+              </w:rPr>
+              <w:br/>
+              <w:t xml:space="preserve">El buzo esta a ___ pies del nivel del mar porque |-30| = ___.</w:t>
             </w:r>
           </w:p>
         </w:tc>
@@ -1334,94 +1684,6 @@
     </w:tbl>
     <w:p>
       <w:pPr>
-        <w:spacing w:after="80"/>
-      </w:pPr>
-      <w:r>
-        <w:t xml:space="preserve"/>
-      </w:r>
-    </w:p>
-    <w:p>
-      <w:pPr>
-        <w:spacing w:after="50" w:before="60"/>
-      </w:pPr>
-      <w:r>
-        <w:rPr>
-          <w:b/>
-          <w:bCs/>
-          <w:color w:val="12355B"/>
-          <w:sz w:val="21"/>
-          <w:szCs w:val="21"/>
-        </w:rPr>
-        <w:t xml:space="preserve">Think about:</w:t>
-      </w:r>
-    </w:p>
-    <w:p>
-      <w:pPr>
-        <w:spacing w:after="40"/>
-        <w:ind w:left="300"/>
-      </w:pPr>
-      <w:r>
-        <w:rPr>
-          <w:sz w:val="20"/>
-          <w:szCs w:val="20"/>
-        </w:rPr>
-        <w:t xml:space="preserve">•  What does the negative sign tell you about the treasure chest's location?</w:t>
-      </w:r>
-    </w:p>
-    <w:p>
-      <w:pPr>
-        <w:spacing w:after="40"/>
-        <w:ind w:left="300"/>
-      </w:pPr>
-      <w:r>
-        <w:rPr>
-          <w:sz w:val="20"/>
-          <w:szCs w:val="20"/>
-        </w:rPr>
-        <w:t xml:space="preserve">•  Which location is farther from sea level — the chest at -4 or the tower at +6?</w:t>
-      </w:r>
-    </w:p>
-    <w:p>
-      <w:pPr>
-        <w:spacing w:after="40"/>
-        <w:ind w:left="300"/>
-      </w:pPr>
-      <w:r>
-        <w:rPr>
-          <w:sz w:val="20"/>
-          <w:szCs w:val="20"/>
-        </w:rPr>
-        <w:t xml:space="preserve">•  How can you find the distance from sea level without worrying about direction?</w:t>
-      </w:r>
-    </w:p>
-    <w:p>
-      <w:pPr>
-        <w:spacing w:after="40"/>
-        <w:ind w:left="300"/>
-      </w:pPr>
-      <w:r>
-        <w:rPr>
-          <w:sz w:val="20"/>
-          <w:szCs w:val="20"/>
-        </w:rPr>
-        <w:t xml:space="preserve">•  Can two different integers have the same absolute value?</w:t>
-      </w:r>
-    </w:p>
-    <w:p>
-      <w:pPr>
-        <w:spacing w:after="40"/>
-        <w:ind w:left="300"/>
-      </w:pPr>
-      <w:r>
-        <w:rPr>
-          <w:sz w:val="20"/>
-          <w:szCs w:val="20"/>
-        </w:rPr>
-        <w:t xml:space="preserve">•  What happens to the absolute value as numbers get farther from zero?</w:t>
-      </w:r>
-    </w:p>
-    <w:p>
-      <w:pPr>
         <w:pStyle w:val="Heading2"/>
         <w:spacing w:after="80" w:before="180"/>
       </w:pPr>
@@ -1433,370 +1695,17 @@
           <w:sz w:val="24"/>
           <w:szCs w:val="24"/>
         </w:rPr>
-        <w:t xml:space="preserve">Solved Example</w:t>
+        <w:t xml:space="preserve">3. Build Your Explanation</w:t>
       </w:r>
       <w:r>
         <w:rPr>
           <w:i/>
           <w:iCs/>
-          <w:color w:val="1FA6A2"/>
-          <w:sz w:val="19"/>
-          <w:szCs w:val="19"/>
-        </w:rPr>
-        <w:t xml:space="preserve">   I Do — watch each step</w:t>
-      </w:r>
-    </w:p>
-    <w:p>
-      <w:pPr>
-        <w:keepNext/>
-        <w:spacing w:after="40"/>
-      </w:pPr>
-      <w:r>
-        <w:rPr>
-          <w:b/>
-          <w:bCs/>
-          <w:color w:val="12355B"/>
-          <w:sz w:val="21"/>
-          <w:szCs w:val="21"/>
-        </w:rPr>
-        <w:t xml:space="preserve">Problem:  </w:t>
-      </w:r>
-      <w:r>
-        <w:rPr>
-          <w:sz w:val="21"/>
-          <w:szCs w:val="21"/>
-        </w:rPr>
-        <w:t xml:space="preserve">What is the absolute value of -9?</w:t>
-      </w:r>
-    </w:p>
-    <w:p>
-      <w:pPr>
-        <w:spacing w:after="30"/>
-        <w:ind w:left="420"/>
-      </w:pPr>
-      <w:r>
-        <w:rPr>
-          <w:sz w:val="20"/>
-          <w:szCs w:val="20"/>
-        </w:rPr>
-        <w:t xml:space="preserve">A)  9</w:t>
-      </w:r>
-    </w:p>
-    <w:p>
-      <w:pPr>
-        <w:spacing w:after="30"/>
-        <w:ind w:left="420"/>
-      </w:pPr>
-      <w:r>
-        <w:rPr>
-          <w:sz w:val="20"/>
-          <w:szCs w:val="20"/>
-        </w:rPr>
-        <w:t xml:space="preserve">B)  -9</w:t>
-      </w:r>
-    </w:p>
-    <w:p>
-      <w:pPr>
-        <w:spacing w:after="30"/>
-        <w:ind w:left="420"/>
-      </w:pPr>
-      <w:r>
-        <w:rPr>
-          <w:sz w:val="20"/>
-          <w:szCs w:val="20"/>
-        </w:rPr>
-        <w:t xml:space="preserve">C)  0</w:t>
-      </w:r>
-    </w:p>
-    <w:p>
-      <w:pPr>
-        <w:spacing w:after="30"/>
-        <w:ind w:left="420"/>
-      </w:pPr>
-      <w:r>
-        <w:rPr>
-          <w:sz w:val="20"/>
-          <w:szCs w:val="20"/>
-        </w:rPr>
-        <w:t xml:space="preserve">D)  1</w:t>
-      </w:r>
-    </w:p>
-    <w:p>
-      <w:pPr>
-        <w:spacing w:after="20" w:before="50"/>
-      </w:pPr>
-      <w:r>
-        <w:rPr>
-          <w:b/>
-          <w:bCs/>
-          <w:color w:val="1FA6A2"/>
-          <w:sz w:val="21"/>
-          <w:szCs w:val="21"/>
-        </w:rPr>
-        <w:t xml:space="preserve">Step 1:  </w:t>
-      </w:r>
-      <w:r>
-        <w:rPr>
-          <w:sz w:val="21"/>
-          <w:szCs w:val="21"/>
-        </w:rPr>
-        <w:t xml:space="preserve">Absolute value is the distance from zero.</w:t>
-      </w:r>
-    </w:p>
-    <w:p>
-      <w:pPr>
-        <w:spacing w:after="20" w:before="50"/>
-      </w:pPr>
-      <w:r>
-        <w:rPr>
-          <w:b/>
-          <w:bCs/>
-          <w:color w:val="1FA6A2"/>
-          <w:sz w:val="21"/>
-          <w:szCs w:val="21"/>
-        </w:rPr>
-        <w:t xml:space="preserve">Step 2:  </w:t>
-      </w:r>
-      <w:r>
-        <w:rPr>
-          <w:sz w:val="21"/>
-          <w:szCs w:val="21"/>
-        </w:rPr>
-        <w:t xml:space="preserve">-9 is 9 units from zero, so |-9| = 9.</w:t>
-      </w:r>
-    </w:p>
-    <w:p>
-      <w:pPr>
-        <w:spacing w:after="40" w:before="60"/>
-      </w:pPr>
-      <w:r>
-        <w:rPr>
-          <w:b/>
-          <w:bCs/>
-          <w:color w:val="12355B"/>
-          <w:sz w:val="21"/>
-          <w:szCs w:val="21"/>
-        </w:rPr>
-        <w:t xml:space="preserve">Answer:  </w:t>
-      </w:r>
-      <w:r>
-        <w:rPr>
-          <w:b/>
-          <w:bCs/>
-          <w:sz w:val="21"/>
-          <w:szCs w:val="21"/>
-        </w:rPr>
-        <w:t xml:space="preserve">A. 9</w:t>
-      </w:r>
-    </w:p>
-    <w:p>
-      <w:pPr>
-        <w:pStyle w:val="Heading1"/>
-        <w:pageBreakBefore/>
-        <w:pBdr>
-          <w:bottom w:val="single" w:color="1FA6A2" w:sz="14" w:space="6"/>
-        </w:pBdr>
-        <w:spacing w:after="140" w:before="0"/>
-      </w:pPr>
-      <w:r>
-        <w:rPr>
-          <w:b/>
-          <w:bCs/>
-          <w:color w:val="12355B"/>
-          <w:sz w:val="30"/>
-          <w:szCs w:val="30"/>
-        </w:rPr>
-        <w:t xml:space="preserve">Guided Practice</w:t>
-      </w:r>
-    </w:p>
-    <w:p>
-      <w:pPr>
-        <w:pStyle w:val="Heading2"/>
-        <w:spacing w:after="80" w:before="180"/>
-      </w:pPr>
-      <w:r>
-        <w:rPr>
-          <w:b/>
-          <w:bCs/>
-          <w:color w:val="12355B"/>
-          <w:sz w:val="24"/>
-          <w:szCs w:val="24"/>
-        </w:rPr>
-        <w:t xml:space="preserve">Solve Together</w:t>
-      </w:r>
-      <w:r>
-        <w:rPr>
-          <w:i/>
-          <w:iCs/>
-          <w:color w:val="6B4FA0"/>
-          <w:sz w:val="19"/>
-          <w:szCs w:val="19"/>
-        </w:rPr>
-        <w:t xml:space="preserve">   We Do — work with your class</w:t>
-      </w:r>
-    </w:p>
-    <w:p>
-      <w:pPr>
-        <w:keepNext/>
-        <w:spacing w:after="40" w:before="40"/>
-      </w:pPr>
-      <w:r>
-        <w:rPr>
-          <w:b/>
-          <w:bCs/>
-          <w:color w:val="12355B"/>
-          <w:sz w:val="21"/>
-          <w:szCs w:val="21"/>
-        </w:rPr>
-        <w:t xml:space="preserve">Problem:  </w:t>
-      </w:r>
-      <w:r>
-        <w:rPr>
-          <w:sz w:val="21"/>
-          <w:szCs w:val="21"/>
-        </w:rPr>
-        <w:t xml:space="preserve">Which integer has the GREATEST absolute value: -3, 7, -5, 2?</w:t>
-      </w:r>
-    </w:p>
-    <w:p>
-      <w:pPr>
-        <w:spacing w:after="30"/>
-        <w:ind w:left="420"/>
-      </w:pPr>
-      <w:r>
-        <w:rPr>
-          <w:sz w:val="20"/>
-          <w:szCs w:val="20"/>
-        </w:rPr>
-        <w:t xml:space="preserve">A)  7</w:t>
-      </w:r>
-    </w:p>
-    <w:p>
-      <w:pPr>
-        <w:spacing w:after="30"/>
-        <w:ind w:left="420"/>
-      </w:pPr>
-      <w:r>
-        <w:rPr>
-          <w:sz w:val="20"/>
-          <w:szCs w:val="20"/>
-        </w:rPr>
-        <w:t xml:space="preserve">B)  -5</w:t>
-      </w:r>
-    </w:p>
-    <w:p>
-      <w:pPr>
-        <w:spacing w:after="30"/>
-        <w:ind w:left="420"/>
-      </w:pPr>
-      <w:r>
-        <w:rPr>
-          <w:sz w:val="20"/>
-          <w:szCs w:val="20"/>
-        </w:rPr>
-        <w:t xml:space="preserve">C)  -3</w:t>
-      </w:r>
-    </w:p>
-    <w:p>
-      <w:pPr>
-        <w:spacing w:after="30"/>
-        <w:ind w:left="420"/>
-      </w:pPr>
-      <w:r>
-        <w:rPr>
-          <w:sz w:val="20"/>
-          <w:szCs w:val="20"/>
-        </w:rPr>
-        <w:t xml:space="preserve">D)  2</w:t>
-      </w:r>
-    </w:p>
-    <w:p>
-      <w:pPr>
-        <w:keepNext/>
-        <w:spacing w:after="0" w:before="50"/>
-      </w:pPr>
-      <w:r>
-        <w:rPr>
-          <w:b/>
-          <w:bCs/>
-          <w:color w:val="6B4FA0"/>
-          <w:sz w:val="21"/>
-          <w:szCs w:val="21"/>
-        </w:rPr>
-        <w:t xml:space="preserve">Step 1:</w:t>
-      </w:r>
-    </w:p>
-    <w:p>
-      <w:pPr>
-        <w:pBdr>
-          <w:bottom w:val="single" w:color="AFBECC" w:sz="6"/>
-        </w:pBdr>
-        <w:spacing w:after="30" w:before="150"/>
-      </w:pPr>
-      <w:r>
-        <w:t xml:space="preserve"/>
-      </w:r>
-    </w:p>
-    <w:p>
-      <w:pPr>
-        <w:keepNext/>
-        <w:spacing w:after="0" w:before="50"/>
-      </w:pPr>
-      <w:r>
-        <w:rPr>
-          <w:b/>
-          <w:bCs/>
-          <w:color w:val="6B4FA0"/>
-          <w:sz w:val="21"/>
-          <w:szCs w:val="21"/>
-        </w:rPr>
-        <w:t xml:space="preserve">Step 2:</w:t>
-      </w:r>
-    </w:p>
-    <w:p>
-      <w:pPr>
-        <w:pBdr>
-          <w:bottom w:val="single" w:color="AFBECC" w:sz="6"/>
-        </w:pBdr>
-        <w:spacing w:after="30" w:before="150"/>
-      </w:pPr>
-      <w:r>
-        <w:t xml:space="preserve"/>
-      </w:r>
-    </w:p>
-    <w:p>
-      <w:pPr>
-        <w:keepNext/>
-        <w:spacing w:after="0" w:before="60"/>
-      </w:pPr>
-      <w:r>
-        <w:rPr>
-          <w:b/>
-          <w:bCs/>
-          <w:color w:val="12355B"/>
-          <w:sz w:val="21"/>
-          <w:szCs w:val="21"/>
-        </w:rPr>
-        <w:t xml:space="preserve">Answer:</w:t>
-      </w:r>
-    </w:p>
-    <w:p>
-      <w:pPr>
-        <w:pBdr>
-          <w:bottom w:val="single" w:color="AFBECC" w:sz="6"/>
-        </w:pBdr>
-        <w:spacing w:after="30" w:before="150"/>
-      </w:pPr>
-      <w:r>
-        <w:t xml:space="preserve"/>
-      </w:r>
-    </w:p>
-    <w:p>
-      <w:pPr>
-        <w:spacing w:after="80"/>
-      </w:pPr>
-      <w:r>
-        <w:t xml:space="preserve"/>
+          <w:color w:val="B97A12"/>
+          <w:sz w:val="19"/>
+          <w:szCs w:val="19"/>
+        </w:rPr>
+        <w:t xml:space="preserve">   choose your support</w:t>
       </w:r>
     </w:p>
     <w:tbl>
@@ -1827,6 +1736,1393 @@
           </w:tcPr>
           <w:p>
             <w:pPr>
+              <w:spacing w:after="50"/>
+            </w:pPr>
+            <w:r>
+              <w:rPr>
+                <w:i/>
+                <w:iCs/>
+                <w:color w:val="5F6F80"/>
+                <w:sz w:val="19"/>
+                <w:szCs w:val="19"/>
+              </w:rPr>
+              <w:t xml:space="preserve">This model shows the parts of an explanation. It does not answer your writing question.</w:t>
+            </w:r>
+          </w:p>
+          <w:p>
+            <w:pPr>
+              <w:spacing w:after="80"/>
+            </w:pPr>
+            <w:r>
+              <w:rPr>
+                <w:b/>
+                <w:bCs/>
+                <w:color w:val="12355B"/>
+                <w:sz w:val="19"/>
+                <w:szCs w:val="19"/>
+              </w:rPr>
+              <w:t xml:space="preserve">Claim:  </w:t>
+            </w:r>
+            <w:r>
+              <w:rPr>
+                <w:sz w:val="19"/>
+                <w:szCs w:val="19"/>
+              </w:rPr>
+              <w:t xml:space="preserve">-5 and 5 are the same distance from zero because ___.</w:t>
+            </w:r>
+          </w:p>
+          <w:p>
+            <w:pPr>
+              <w:spacing w:after="80"/>
+            </w:pPr>
+            <w:r>
+              <w:rPr>
+                <w:b/>
+                <w:bCs/>
+                <w:color w:val="12355B"/>
+                <w:sz w:val="19"/>
+                <w:szCs w:val="19"/>
+              </w:rPr>
+              <w:t xml:space="preserve">Evidence:  </w:t>
+            </w:r>
+            <w:r>
+              <w:rPr>
+                <w:sz w:val="19"/>
+                <w:szCs w:val="19"/>
+              </w:rPr>
+              <w:t xml:space="preserve">Student says both are 5 units from zero (same absolute value) but are opposites because of their signs.</w:t>
+            </w:r>
+          </w:p>
+          <w:p>
+            <w:pPr>
+              <w:spacing w:after="80"/>
+            </w:pPr>
+            <w:r>
+              <w:rPr>
+                <w:b/>
+                <w:bCs/>
+                <w:color w:val="12355B"/>
+                <w:sz w:val="19"/>
+                <w:szCs w:val="19"/>
+              </w:rPr>
+              <w:t xml:space="preserve">Reasoning:  </w:t>
+            </w:r>
+            <w:r>
+              <w:rPr>
+                <w:sz w:val="19"/>
+                <w:szCs w:val="19"/>
+              </w:rPr>
+              <w:t xml:space="preserve">This evidence connects the definition of integer to the mathematical claim.</w:t>
+            </w:r>
+          </w:p>
+        </w:tc>
+      </w:tr>
+    </w:tbl>
+    <w:p>
+      <w:pPr>
+        <w:pStyle w:val="Heading2"/>
+        <w:spacing w:after="80" w:before="180"/>
+      </w:pPr>
+      <w:r>
+        <w:rPr>
+          <w:b/>
+          <w:bCs/>
+          <w:color w:val="12355B"/>
+          <w:sz w:val="24"/>
+          <w:szCs w:val="24"/>
+        </w:rPr>
+        <w:t xml:space="preserve">Start</w:t>
+      </w:r>
+      <w:r>
+        <w:rPr>
+          <w:i/>
+          <w:iCs/>
+          <w:color w:val="1FA6A2"/>
+          <w:sz w:val="19"/>
+          <w:szCs w:val="19"/>
+        </w:rPr>
+        <w:t xml:space="preserve">   Most language support</w:t>
+      </w:r>
+    </w:p>
+    <w:p>
+      <w:pPr>
+        <w:spacing w:after="60"/>
+      </w:pPr>
+      <w:r>
+        <w:rPr>
+          <w:color w:val="1A2733"/>
+          <w:sz w:val="21"/>
+          <w:szCs w:val="21"/>
+        </w:rPr>
+        <w:t xml:space="preserve">Complete the frames. Use the word bank.</w:t>
+      </w:r>
+      <w:r>
+        <w:rPr>
+          <w:i/>
+          <w:iCs/>
+          <w:color w:val="5F6F80"/>
+          <w:sz w:val="19"/>
+          <w:szCs w:val="19"/>
+        </w:rPr>
+        <w:br/>
+        <w:t xml:space="preserve">Completa las oraciones. Usa el banco de palabras.</w:t>
+      </w:r>
+    </w:p>
+    <w:p>
+      <w:pPr>
+        <w:spacing w:after="60"/>
+      </w:pPr>
+      <w:r>
+        <w:rPr>
+          <w:color w:val="1A2733"/>
+          <w:sz w:val="21"/>
+          <w:szCs w:val="21"/>
+        </w:rPr>
+        <w:t xml:space="preserve">The diver is ___ feet from sea level because |-30| = ___.</w:t>
+      </w:r>
+      <w:r>
+        <w:rPr>
+          <w:i/>
+          <w:iCs/>
+          <w:color w:val="5F6F80"/>
+          <w:sz w:val="19"/>
+          <w:szCs w:val="19"/>
+        </w:rPr>
+        <w:br/>
+        <w:t xml:space="preserve">El buzo esta a ___ pies del nivel del mar porque |-30| = ___.</w:t>
+      </w:r>
+    </w:p>
+    <w:p>
+      <w:pPr>
+        <w:spacing w:after="60"/>
+      </w:pPr>
+      <w:r>
+        <w:rPr>
+          <w:color w:val="1A2733"/>
+          <w:sz w:val="21"/>
+          <w:szCs w:val="21"/>
+        </w:rPr>
+        <w:t xml:space="preserve">The hawk is ___ feet from sea level because |30| = ___.</w:t>
+      </w:r>
+      <w:r>
+        <w:rPr>
+          <w:i/>
+          <w:iCs/>
+          <w:color w:val="5F6F80"/>
+          <w:sz w:val="19"/>
+          <w:szCs w:val="19"/>
+        </w:rPr>
+        <w:br/>
+        <w:t xml:space="preserve">El halcon esta a ___ pies del nivel del mar porque |30| = ___.</w:t>
+      </w:r>
+    </w:p>
+    <w:tbl>
+      <w:tblPr>
+        <w:tblW w:type="pct" w:w="100%"/>
+        <w:tblBorders>
+          <w:top w:val="single" w:color="C7D2DD" w:sz="6"/>
+          <w:left w:val="single" w:color="C7D2DD" w:sz="6"/>
+          <w:bottom w:val="single" w:color="C7D2DD" w:sz="6"/>
+          <w:right w:val="single" w:color="C7D2DD" w:sz="6"/>
+          <w:insideH w:val="single" w:color="auto" w:sz="4"/>
+          <w:insideV w:val="single" w:color="auto" w:sz="4"/>
+        </w:tblBorders>
+      </w:tblPr>
+      <w:tblGrid>
+        <w:gridCol w:w="100"/>
+      </w:tblGrid>
+      <w:tr>
+        <w:tc>
+          <w:tcPr>
+            <w:shd w:fill="FBF3E2" w:color="auto" w:val="clear"/>
+            <w:tcMar>
+              <w:top w:type="dxa" w:w="60"/>
+              <w:left w:type="dxa" w:w="120"/>
+              <w:bottom w:type="dxa" w:w="60"/>
+              <w:right w:type="dxa" w:w="120"/>
+            </w:tcMar>
+          </w:tcPr>
+          <w:p>
+            <w:pPr>
+              <w:spacing w:after="0" w:line="320"/>
+            </w:pPr>
+            <w:r>
+              <w:t xml:space="preserve"/>
+            </w:r>
+          </w:p>
+          <w:p>
+            <w:pPr>
+              <w:spacing w:after="0" w:line="320"/>
+            </w:pPr>
+            <w:r>
+              <w:t xml:space="preserve"/>
+            </w:r>
+          </w:p>
+          <w:p>
+            <w:pPr>
+              <w:spacing w:after="0" w:line="320"/>
+            </w:pPr>
+            <w:r>
+              <w:t xml:space="preserve"/>
+            </w:r>
+          </w:p>
+        </w:tc>
+      </w:tr>
+    </w:tbl>
+    <w:p>
+      <w:pPr>
+        <w:pStyle w:val="Heading2"/>
+        <w:spacing w:after="80" w:before="180"/>
+      </w:pPr>
+      <w:r>
+        <w:rPr>
+          <w:b/>
+          <w:bCs/>
+          <w:color w:val="12355B"/>
+          <w:sz w:val="24"/>
+          <w:szCs w:val="24"/>
+        </w:rPr>
+        <w:t xml:space="preserve">Build</w:t>
+      </w:r>
+      <w:r>
+        <w:rPr>
+          <w:i/>
+          <w:iCs/>
+          <w:color w:val="B97A12"/>
+          <w:sz w:val="19"/>
+          <w:szCs w:val="19"/>
+        </w:rPr>
+        <w:t xml:space="preserve">   Some language support</w:t>
+      </w:r>
+    </w:p>
+    <w:p>
+      <w:pPr>
+        <w:spacing w:after="60"/>
+      </w:pPr>
+      <w:r>
+        <w:rPr>
+          <w:color w:val="1A2733"/>
+          <w:sz w:val="21"/>
+          <w:szCs w:val="21"/>
+        </w:rPr>
+        <w:t xml:space="preserve">Write two connected sentences. Use because, so, or but.</w:t>
+      </w:r>
+      <w:r>
+        <w:rPr>
+          <w:i/>
+          <w:iCs/>
+          <w:color w:val="5F6F80"/>
+          <w:sz w:val="19"/>
+          <w:szCs w:val="19"/>
+        </w:rPr>
+        <w:br/>
+        <w:t xml:space="preserve">Escribe dos oraciones conectadas. Usa porque, entonces o pero.</w:t>
+      </w:r>
+    </w:p>
+    <w:p>
+      <w:pPr>
+        <w:spacing w:after="60"/>
+      </w:pPr>
+      <w:r>
+        <w:rPr>
+          <w:color w:val="1A2733"/>
+          <w:sz w:val="21"/>
+          <w:szCs w:val="21"/>
+        </w:rPr>
+        <w:t xml:space="preserve">My claim is ___.</w:t>
+      </w:r>
+      <w:r>
+        <w:rPr>
+          <w:i/>
+          <w:iCs/>
+          <w:color w:val="5F6F80"/>
+          <w:sz w:val="19"/>
+          <w:szCs w:val="19"/>
+        </w:rPr>
+        <w:br/>
+        <w:t xml:space="preserve">Mi afirmación es ___.</w:t>
+      </w:r>
+    </w:p>
+    <w:p>
+      <w:pPr>
+        <w:spacing w:after="60"/>
+      </w:pPr>
+      <w:r>
+        <w:rPr>
+          <w:color w:val="1A2733"/>
+          <w:sz w:val="21"/>
+          <w:szCs w:val="21"/>
+        </w:rPr>
+        <w:t xml:space="preserve">I know because ___.</w:t>
+      </w:r>
+      <w:r>
+        <w:rPr>
+          <w:i/>
+          <w:iCs/>
+          <w:color w:val="5F6F80"/>
+          <w:sz w:val="19"/>
+          <w:szCs w:val="19"/>
+        </w:rPr>
+        <w:br/>
+        <w:t xml:space="preserve">Lo sé porque ___.</w:t>
+      </w:r>
+    </w:p>
+    <w:p>
+      <w:pPr>
+        <w:spacing w:after="60"/>
+      </w:pPr>
+      <w:r>
+        <w:rPr>
+          <w:color w:val="1A2733"/>
+          <w:sz w:val="21"/>
+          <w:szCs w:val="21"/>
+        </w:rPr>
+        <w:t xml:space="preserve">So ___.</w:t>
+      </w:r>
+      <w:r>
+        <w:rPr>
+          <w:i/>
+          <w:iCs/>
+          <w:color w:val="5F6F80"/>
+          <w:sz w:val="19"/>
+          <w:szCs w:val="19"/>
+        </w:rPr>
+        <w:br/>
+        <w:t xml:space="preserve">Entonces ___.</w:t>
+      </w:r>
+    </w:p>
+    <w:tbl>
+      <w:tblPr>
+        <w:tblW w:type="pct" w:w="100%"/>
+        <w:tblBorders>
+          <w:top w:val="single" w:color="C7D2DD" w:sz="6"/>
+          <w:left w:val="single" w:color="C7D2DD" w:sz="6"/>
+          <w:bottom w:val="single" w:color="C7D2DD" w:sz="6"/>
+          <w:right w:val="single" w:color="C7D2DD" w:sz="6"/>
+          <w:insideH w:val="single" w:color="auto" w:sz="4"/>
+          <w:insideV w:val="single" w:color="auto" w:sz="4"/>
+        </w:tblBorders>
+      </w:tblPr>
+      <w:tblGrid>
+        <w:gridCol w:w="100"/>
+      </w:tblGrid>
+      <w:tr>
+        <w:tc>
+          <w:tcPr>
+            <w:shd w:fill="FBF3E2" w:color="auto" w:val="clear"/>
+            <w:tcMar>
+              <w:top w:type="dxa" w:w="60"/>
+              <w:left w:type="dxa" w:w="120"/>
+              <w:bottom w:type="dxa" w:w="60"/>
+              <w:right w:type="dxa" w:w="120"/>
+            </w:tcMar>
+          </w:tcPr>
+          <w:p>
+            <w:pPr>
+              <w:spacing w:after="0" w:line="320"/>
+            </w:pPr>
+            <w:r>
+              <w:t xml:space="preserve"/>
+            </w:r>
+          </w:p>
+          <w:p>
+            <w:pPr>
+              <w:spacing w:after="0" w:line="320"/>
+            </w:pPr>
+            <w:r>
+              <w:t xml:space="preserve"/>
+            </w:r>
+          </w:p>
+          <w:p>
+            <w:pPr>
+              <w:spacing w:after="0" w:line="320"/>
+            </w:pPr>
+            <w:r>
+              <w:t xml:space="preserve"/>
+            </w:r>
+          </w:p>
+        </w:tc>
+      </w:tr>
+    </w:tbl>
+    <w:p>
+      <w:pPr>
+        <w:pStyle w:val="Heading2"/>
+        <w:spacing w:after="80" w:before="180"/>
+      </w:pPr>
+      <w:r>
+        <w:rPr>
+          <w:b/>
+          <w:bCs/>
+          <w:color w:val="12355B"/>
+          <w:sz w:val="24"/>
+          <w:szCs w:val="24"/>
+        </w:rPr>
+        <w:t xml:space="preserve">Explain</w:t>
+      </w:r>
+      <w:r>
+        <w:rPr>
+          <w:i/>
+          <w:iCs/>
+          <w:color w:val="B97A12"/>
+          <w:sz w:val="19"/>
+          <w:szCs w:val="19"/>
+        </w:rPr>
+        <w:t xml:space="preserve">   Light language support</w:t>
+      </w:r>
+    </w:p>
+    <w:p>
+      <w:pPr>
+        <w:spacing w:after="60"/>
+      </w:pPr>
+      <w:r>
+        <w:rPr>
+          <w:color w:val="1A2733"/>
+          <w:sz w:val="21"/>
+          <w:szCs w:val="21"/>
+        </w:rPr>
+        <w:t xml:space="preserve">Write a claim, give math evidence, and explain your reasoning.</w:t>
+      </w:r>
+      <w:r>
+        <w:rPr>
+          <w:i/>
+          <w:iCs/>
+          <w:color w:val="5F6F80"/>
+          <w:sz w:val="19"/>
+          <w:szCs w:val="19"/>
+        </w:rPr>
+        <w:br/>
+        <w:t xml:space="preserve">Escribe una afirmación, da evidencia matemática y explica tu razonamiento.</w:t>
+      </w:r>
+    </w:p>
+    <w:p>
+      <w:pPr>
+        <w:spacing w:after="60"/>
+      </w:pPr>
+      <w:r>
+        <w:rPr>
+          <w:color w:val="1A2733"/>
+          <w:sz w:val="21"/>
+          <w:szCs w:val="21"/>
+        </w:rPr>
+        <w:t xml:space="preserve">My claim is ___.</w:t>
+      </w:r>
+      <w:r>
+        <w:rPr>
+          <w:i/>
+          <w:iCs/>
+          <w:color w:val="5F6F80"/>
+          <w:sz w:val="19"/>
+          <w:szCs w:val="19"/>
+        </w:rPr>
+        <w:br/>
+        <w:t xml:space="preserve">Mi afirmación es ___.</w:t>
+      </w:r>
+    </w:p>
+    <w:p>
+      <w:pPr>
+        <w:spacing w:after="60"/>
+      </w:pPr>
+      <w:r>
+        <w:rPr>
+          <w:color w:val="1A2733"/>
+          <w:sz w:val="21"/>
+          <w:szCs w:val="21"/>
+        </w:rPr>
+        <w:t xml:space="preserve">My math evidence is ___.</w:t>
+      </w:r>
+      <w:r>
+        <w:rPr>
+          <w:i/>
+          <w:iCs/>
+          <w:color w:val="5F6F80"/>
+          <w:sz w:val="19"/>
+          <w:szCs w:val="19"/>
+        </w:rPr>
+        <w:br/>
+        <w:t xml:space="preserve">Mi evidencia matemática es ___.</w:t>
+      </w:r>
+    </w:p>
+    <w:p>
+      <w:pPr>
+        <w:spacing w:after="60"/>
+      </w:pPr>
+      <w:r>
+        <w:rPr>
+          <w:color w:val="1A2733"/>
+          <w:sz w:val="21"/>
+          <w:szCs w:val="21"/>
+        </w:rPr>
+        <w:t xml:space="preserve">This proves ___ because ___.</w:t>
+      </w:r>
+      <w:r>
+        <w:rPr>
+          <w:i/>
+          <w:iCs/>
+          <w:color w:val="5F6F80"/>
+          <w:sz w:val="19"/>
+          <w:szCs w:val="19"/>
+        </w:rPr>
+        <w:br/>
+        <w:t xml:space="preserve">Esto demuestra ___ porque ___.</w:t>
+      </w:r>
+    </w:p>
+    <w:tbl>
+      <w:tblPr>
+        <w:tblW w:type="pct" w:w="100%"/>
+        <w:tblBorders>
+          <w:top w:val="single" w:color="C7D2DD" w:sz="6"/>
+          <w:left w:val="single" w:color="C7D2DD" w:sz="6"/>
+          <w:bottom w:val="single" w:color="C7D2DD" w:sz="6"/>
+          <w:right w:val="single" w:color="C7D2DD" w:sz="6"/>
+          <w:insideH w:val="single" w:color="auto" w:sz="4"/>
+          <w:insideV w:val="single" w:color="auto" w:sz="4"/>
+        </w:tblBorders>
+      </w:tblPr>
+      <w:tblGrid>
+        <w:gridCol w:w="100"/>
+      </w:tblGrid>
+      <w:tr>
+        <w:tc>
+          <w:tcPr>
+            <w:shd w:fill="FBF3E2" w:color="auto" w:val="clear"/>
+            <w:tcMar>
+              <w:top w:type="dxa" w:w="60"/>
+              <w:left w:type="dxa" w:w="120"/>
+              <w:bottom w:type="dxa" w:w="60"/>
+              <w:right w:type="dxa" w:w="120"/>
+            </w:tcMar>
+          </w:tcPr>
+          <w:p>
+            <w:pPr>
+              <w:spacing w:after="0" w:line="320"/>
+            </w:pPr>
+            <w:r>
+              <w:t xml:space="preserve"/>
+            </w:r>
+          </w:p>
+          <w:p>
+            <w:pPr>
+              <w:spacing w:after="0" w:line="320"/>
+            </w:pPr>
+            <w:r>
+              <w:t xml:space="preserve"/>
+            </w:r>
+          </w:p>
+          <w:p>
+            <w:pPr>
+              <w:spacing w:after="0" w:line="320"/>
+            </w:pPr>
+            <w:r>
+              <w:t xml:space="preserve"/>
+            </w:r>
+          </w:p>
+          <w:p>
+            <w:pPr>
+              <w:spacing w:after="0" w:line="320"/>
+            </w:pPr>
+            <w:r>
+              <w:t xml:space="preserve"/>
+            </w:r>
+          </w:p>
+          <w:p>
+            <w:pPr>
+              <w:spacing w:after="0" w:line="320"/>
+            </w:pPr>
+            <w:r>
+              <w:t xml:space="preserve"/>
+            </w:r>
+          </w:p>
+        </w:tc>
+      </w:tr>
+    </w:tbl>
+    <w:p>
+      <w:pPr>
+        <w:pStyle w:val="Heading2"/>
+        <w:spacing w:after="80" w:before="180"/>
+      </w:pPr>
+      <w:r>
+        <w:rPr>
+          <w:b/>
+          <w:bCs/>
+          <w:color w:val="12355B"/>
+          <w:sz w:val="24"/>
+          <w:szCs w:val="24"/>
+        </w:rPr>
+        <w:t xml:space="preserve">4. Check Your Explanation</w:t>
+      </w:r>
+      <w:r>
+        <w:rPr>
+          <w:i/>
+          <w:iCs/>
+          <w:color w:val="1FA6A2"/>
+          <w:sz w:val="19"/>
+          <w:szCs w:val="19"/>
+        </w:rPr>
+        <w:t xml:space="preserve">   five quick checks</w:t>
+      </w:r>
+    </w:p>
+    <w:p>
+      <w:pPr>
+        <w:spacing w:after="80"/>
+      </w:pPr>
+      <w:r>
+        <w:rPr>
+          <w:b/>
+          <w:bCs/>
+          <w:color w:val="1FA6A2"/>
+          <w:sz w:val="22"/>
+          <w:szCs w:val="22"/>
+        </w:rPr>
+        <w:t xml:space="preserve">☐  </w:t>
+      </w:r>
+      <w:r>
+        <w:rPr>
+          <w:sz w:val="20"/>
+          <w:szCs w:val="20"/>
+        </w:rPr>
+        <w:t xml:space="preserve">I answered the question.</w:t>
+      </w:r>
+      <w:r>
+        <w:rPr>
+          <w:i/>
+          <w:iCs/>
+          <w:color w:val="5F6F80"/>
+          <w:sz w:val="18"/>
+          <w:szCs w:val="18"/>
+        </w:rPr>
+        <w:br/>
+        <w:t xml:space="preserve">Respondí la pregunta.</w:t>
+      </w:r>
+    </w:p>
+    <w:p>
+      <w:pPr>
+        <w:spacing w:after="80"/>
+      </w:pPr>
+      <w:r>
+        <w:rPr>
+          <w:b/>
+          <w:bCs/>
+          <w:color w:val="1FA6A2"/>
+          <w:sz w:val="22"/>
+          <w:szCs w:val="22"/>
+        </w:rPr>
+        <w:t xml:space="preserve">☐  </w:t>
+      </w:r>
+      <w:r>
+        <w:rPr>
+          <w:sz w:val="20"/>
+          <w:szCs w:val="20"/>
+        </w:rPr>
+        <w:t xml:space="preserve">I used math evidence: numbers, an equation, a model, or a comparison.</w:t>
+      </w:r>
+      <w:r>
+        <w:rPr>
+          <w:i/>
+          <w:iCs/>
+          <w:color w:val="5F6F80"/>
+          <w:sz w:val="18"/>
+          <w:szCs w:val="18"/>
+        </w:rPr>
+        <w:br/>
+        <w:t xml:space="preserve">Usé evidencia matemática: números, una ecuación, un modelo o una comparación.</w:t>
+      </w:r>
+    </w:p>
+    <w:p>
+      <w:pPr>
+        <w:spacing w:after="80"/>
+      </w:pPr>
+      <w:r>
+        <w:rPr>
+          <w:b/>
+          <w:bCs/>
+          <w:color w:val="1FA6A2"/>
+          <w:sz w:val="22"/>
+          <w:szCs w:val="22"/>
+        </w:rPr>
+        <w:t xml:space="preserve">☐  </w:t>
+      </w:r>
+      <w:r>
+        <w:rPr>
+          <w:sz w:val="20"/>
+          <w:szCs w:val="20"/>
+        </w:rPr>
+        <w:t xml:space="preserve">I explained how the evidence proves my answer.</w:t>
+      </w:r>
+      <w:r>
+        <w:rPr>
+          <w:i/>
+          <w:iCs/>
+          <w:color w:val="5F6F80"/>
+          <w:sz w:val="18"/>
+          <w:szCs w:val="18"/>
+        </w:rPr>
+        <w:br/>
+        <w:t xml:space="preserve">Expliqué cómo la evidencia demuestra mi respuesta.</w:t>
+      </w:r>
+    </w:p>
+    <w:p>
+      <w:pPr>
+        <w:spacing w:after="80"/>
+      </w:pPr>
+      <w:r>
+        <w:rPr>
+          <w:b/>
+          <w:bCs/>
+          <w:color w:val="1FA6A2"/>
+          <w:sz w:val="22"/>
+          <w:szCs w:val="22"/>
+        </w:rPr>
+        <w:t xml:space="preserve">☐  </w:t>
+      </w:r>
+      <w:r>
+        <w:rPr>
+          <w:sz w:val="20"/>
+          <w:szCs w:val="20"/>
+        </w:rPr>
+        <w:t xml:space="preserve">I used at least two math words.</w:t>
+      </w:r>
+      <w:r>
+        <w:rPr>
+          <w:i/>
+          <w:iCs/>
+          <w:color w:val="5F6F80"/>
+          <w:sz w:val="18"/>
+          <w:szCs w:val="18"/>
+        </w:rPr>
+        <w:br/>
+        <w:t xml:space="preserve">Usé por lo menos dos palabras matemáticas.</w:t>
+      </w:r>
+    </w:p>
+    <w:p>
+      <w:pPr>
+        <w:spacing w:after="80"/>
+      </w:pPr>
+      <w:r>
+        <w:rPr>
+          <w:b/>
+          <w:bCs/>
+          <w:color w:val="1FA6A2"/>
+          <w:sz w:val="22"/>
+          <w:szCs w:val="22"/>
+        </w:rPr>
+        <w:t xml:space="preserve">☐  </w:t>
+      </w:r>
+      <w:r>
+        <w:rPr>
+          <w:sz w:val="20"/>
+          <w:szCs w:val="20"/>
+        </w:rPr>
+        <w:t xml:space="preserve">I reread complete sentences and punctuation.</w:t>
+      </w:r>
+      <w:r>
+        <w:rPr>
+          <w:i/>
+          <w:iCs/>
+          <w:color w:val="5F6F80"/>
+          <w:sz w:val="18"/>
+          <w:szCs w:val="18"/>
+        </w:rPr>
+        <w:br/>
+        <w:t xml:space="preserve">Volví a leer mis oraciones completas y la puntuación.</w:t>
+      </w:r>
+    </w:p>
+    <w:p>
+      <w:pPr>
+        <w:pStyle w:val="Heading1"/>
+        <w:pageBreakBefore/>
+        <w:pBdr>
+          <w:bottom w:val="single" w:color="1FA6A2" w:sz="14" w:space="6"/>
+        </w:pBdr>
+        <w:spacing w:after="140" w:before="0"/>
+      </w:pPr>
+      <w:r>
+        <w:rPr>
+          <w:b/>
+          <w:bCs/>
+          <w:color w:val="12355B"/>
+          <w:sz w:val="30"/>
+          <w:szCs w:val="30"/>
+        </w:rPr>
+        <w:t xml:space="preserve">Worked Example</w:t>
+      </w:r>
+    </w:p>
+    <w:p>
+      <w:pPr>
+        <w:pStyle w:val="Heading2"/>
+        <w:spacing w:after="80" w:before="180"/>
+      </w:pPr>
+      <w:r>
+        <w:rPr>
+          <w:b/>
+          <w:bCs/>
+          <w:color w:val="12355B"/>
+          <w:sz w:val="24"/>
+          <w:szCs w:val="24"/>
+        </w:rPr>
+        <w:t xml:space="preserve">Watch &amp; Read</w:t>
+      </w:r>
+      <w:r>
+        <w:rPr>
+          <w:i/>
+          <w:iCs/>
+          <w:color w:val="1FA6A2"/>
+          <w:sz w:val="19"/>
+          <w:szCs w:val="19"/>
+        </w:rPr>
+        <w:t xml:space="preserve">   I Do — follow along with your teacher</w:t>
+      </w:r>
+    </w:p>
+    <w:tbl>
+      <w:tblPr>
+        <w:tblW w:type="pct" w:w="100%"/>
+        <w:tblBorders>
+          <w:top w:val="single" w:color="1FA6A2" w:sz="8"/>
+          <w:left w:val="single" w:color="1FA6A2" w:sz="8"/>
+          <w:bottom w:val="single" w:color="1FA6A2" w:sz="8"/>
+          <w:right w:val="single" w:color="1FA6A2" w:sz="8"/>
+          <w:insideH w:val="single" w:color="auto" w:sz="4"/>
+          <w:insideV w:val="single" w:color="auto" w:sz="4"/>
+        </w:tblBorders>
+      </w:tblPr>
+      <w:tblGrid>
+        <w:gridCol w:w="100"/>
+      </w:tblGrid>
+      <w:tr>
+        <w:tc>
+          <w:tcPr>
+            <w:shd w:fill="E6F4F3" w:color="auto" w:val="clear"/>
+            <w:tcMar>
+              <w:top w:type="dxa" w:w="120"/>
+              <w:left w:type="dxa" w:w="180"/>
+              <w:bottom w:type="dxa" w:w="120"/>
+              <w:right w:type="dxa" w:w="180"/>
+            </w:tcMar>
+          </w:tcPr>
+          <w:p>
+            <w:pPr>
+              <w:spacing w:after="60"/>
+            </w:pPr>
+            <w:r>
+              <w:rPr>
+                <w:b/>
+                <w:bCs/>
+                <w:color w:val="12355B"/>
+                <w:sz w:val="22"/>
+                <w:szCs w:val="22"/>
+              </w:rPr>
+              <w:t xml:space="preserve">Treasure Map Elevation</w:t>
+            </w:r>
+          </w:p>
+          <w:p>
+            <w:pPr>
+              <w:spacing w:after="0"/>
+            </w:pPr>
+            <w:r>
+              <w:rPr>
+                <w:sz w:val="21"/>
+                <w:szCs w:val="21"/>
+              </w:rPr>
+              <w:t xml:space="preserve">Captain Vega's treasure map has clues hidden at different elevations! Some treasures are buried underground (below sea level) and some are on mountaintops (above sea level). Sea level is marked as 0. A treasure chest is at -4 (4 meters below sea level) and a lookout tower is at +6 (6 meters above sea level). How far is each from sea level?</w:t>
+            </w:r>
+          </w:p>
+        </w:tc>
+      </w:tr>
+    </w:tbl>
+    <w:p>
+      <w:pPr>
+        <w:spacing w:after="80"/>
+      </w:pPr>
+      <w:r>
+        <w:t xml:space="preserve"/>
+      </w:r>
+    </w:p>
+    <w:p>
+      <w:pPr>
+        <w:spacing w:after="50" w:before="60"/>
+      </w:pPr>
+      <w:r>
+        <w:rPr>
+          <w:b/>
+          <w:bCs/>
+          <w:color w:val="12355B"/>
+          <w:sz w:val="21"/>
+          <w:szCs w:val="21"/>
+        </w:rPr>
+        <w:t xml:space="preserve">Think about:</w:t>
+      </w:r>
+    </w:p>
+    <w:p>
+      <w:pPr>
+        <w:spacing w:after="40"/>
+        <w:ind w:left="300"/>
+      </w:pPr>
+      <w:r>
+        <w:rPr>
+          <w:sz w:val="20"/>
+          <w:szCs w:val="20"/>
+        </w:rPr>
+        <w:t xml:space="preserve">•  What does the negative sign tell you about the treasure chest's location?</w:t>
+      </w:r>
+    </w:p>
+    <w:p>
+      <w:pPr>
+        <w:spacing w:after="40"/>
+        <w:ind w:left="300"/>
+      </w:pPr>
+      <w:r>
+        <w:rPr>
+          <w:sz w:val="20"/>
+          <w:szCs w:val="20"/>
+        </w:rPr>
+        <w:t xml:space="preserve">•  Which location is farther from sea level — the chest at -4 or the tower at +6?</w:t>
+      </w:r>
+    </w:p>
+    <w:p>
+      <w:pPr>
+        <w:spacing w:after="40"/>
+        <w:ind w:left="300"/>
+      </w:pPr>
+      <w:r>
+        <w:rPr>
+          <w:sz w:val="20"/>
+          <w:szCs w:val="20"/>
+        </w:rPr>
+        <w:t xml:space="preserve">•  How can you find the distance from sea level without worrying about direction?</w:t>
+      </w:r>
+    </w:p>
+    <w:p>
+      <w:pPr>
+        <w:spacing w:after="40"/>
+        <w:ind w:left="300"/>
+      </w:pPr>
+      <w:r>
+        <w:rPr>
+          <w:sz w:val="20"/>
+          <w:szCs w:val="20"/>
+        </w:rPr>
+        <w:t xml:space="preserve">•  Can two different integers have the same absolute value?</w:t>
+      </w:r>
+    </w:p>
+    <w:p>
+      <w:pPr>
+        <w:spacing w:after="40"/>
+        <w:ind w:left="300"/>
+      </w:pPr>
+      <w:r>
+        <w:rPr>
+          <w:sz w:val="20"/>
+          <w:szCs w:val="20"/>
+        </w:rPr>
+        <w:t xml:space="preserve">•  What happens to the absolute value as numbers get farther from zero?</w:t>
+      </w:r>
+    </w:p>
+    <w:p>
+      <w:pPr>
+        <w:pStyle w:val="Heading2"/>
+        <w:spacing w:after="80" w:before="180"/>
+      </w:pPr>
+      <w:r>
+        <w:rPr>
+          <w:b/>
+          <w:bCs/>
+          <w:color w:val="12355B"/>
+          <w:sz w:val="24"/>
+          <w:szCs w:val="24"/>
+        </w:rPr>
+        <w:t xml:space="preserve">Solved Example</w:t>
+      </w:r>
+      <w:r>
+        <w:rPr>
+          <w:i/>
+          <w:iCs/>
+          <w:color w:val="1FA6A2"/>
+          <w:sz w:val="19"/>
+          <w:szCs w:val="19"/>
+        </w:rPr>
+        <w:t xml:space="preserve">   I Do — watch each step</w:t>
+      </w:r>
+    </w:p>
+    <w:p>
+      <w:pPr>
+        <w:keepNext/>
+        <w:spacing w:after="40"/>
+      </w:pPr>
+      <w:r>
+        <w:rPr>
+          <w:b/>
+          <w:bCs/>
+          <w:color w:val="12355B"/>
+          <w:sz w:val="21"/>
+          <w:szCs w:val="21"/>
+        </w:rPr>
+        <w:t xml:space="preserve">Problem:  </w:t>
+      </w:r>
+      <w:r>
+        <w:rPr>
+          <w:sz w:val="21"/>
+          <w:szCs w:val="21"/>
+        </w:rPr>
+        <w:t xml:space="preserve">What is the absolute value of -9?</w:t>
+      </w:r>
+    </w:p>
+    <w:p>
+      <w:pPr>
+        <w:spacing w:after="30"/>
+        <w:ind w:left="420"/>
+      </w:pPr>
+      <w:r>
+        <w:rPr>
+          <w:sz w:val="20"/>
+          <w:szCs w:val="20"/>
+        </w:rPr>
+        <w:t xml:space="preserve">A)  9</w:t>
+      </w:r>
+    </w:p>
+    <w:p>
+      <w:pPr>
+        <w:spacing w:after="30"/>
+        <w:ind w:left="420"/>
+      </w:pPr>
+      <w:r>
+        <w:rPr>
+          <w:sz w:val="20"/>
+          <w:szCs w:val="20"/>
+        </w:rPr>
+        <w:t xml:space="preserve">B)  -9</w:t>
+      </w:r>
+    </w:p>
+    <w:p>
+      <w:pPr>
+        <w:spacing w:after="30"/>
+        <w:ind w:left="420"/>
+      </w:pPr>
+      <w:r>
+        <w:rPr>
+          <w:sz w:val="20"/>
+          <w:szCs w:val="20"/>
+        </w:rPr>
+        <w:t xml:space="preserve">C)  0</w:t>
+      </w:r>
+    </w:p>
+    <w:p>
+      <w:pPr>
+        <w:spacing w:after="30"/>
+        <w:ind w:left="420"/>
+      </w:pPr>
+      <w:r>
+        <w:rPr>
+          <w:sz w:val="20"/>
+          <w:szCs w:val="20"/>
+        </w:rPr>
+        <w:t xml:space="preserve">D)  1</w:t>
+      </w:r>
+    </w:p>
+    <w:p>
+      <w:pPr>
+        <w:spacing w:after="20" w:before="50"/>
+      </w:pPr>
+      <w:r>
+        <w:rPr>
+          <w:b/>
+          <w:bCs/>
+          <w:color w:val="1FA6A2"/>
+          <w:sz w:val="21"/>
+          <w:szCs w:val="21"/>
+        </w:rPr>
+        <w:t xml:space="preserve">Step 1:  </w:t>
+      </w:r>
+      <w:r>
+        <w:rPr>
+          <w:sz w:val="21"/>
+          <w:szCs w:val="21"/>
+        </w:rPr>
+        <w:t xml:space="preserve">Absolute value is the distance from zero.</w:t>
+      </w:r>
+    </w:p>
+    <w:p>
+      <w:pPr>
+        <w:spacing w:after="20" w:before="50"/>
+      </w:pPr>
+      <w:r>
+        <w:rPr>
+          <w:b/>
+          <w:bCs/>
+          <w:color w:val="1FA6A2"/>
+          <w:sz w:val="21"/>
+          <w:szCs w:val="21"/>
+        </w:rPr>
+        <w:t xml:space="preserve">Step 2:  </w:t>
+      </w:r>
+      <w:r>
+        <w:rPr>
+          <w:sz w:val="21"/>
+          <w:szCs w:val="21"/>
+        </w:rPr>
+        <w:t xml:space="preserve">-9 is 9 units from zero, so |-9| = 9.</w:t>
+      </w:r>
+    </w:p>
+    <w:p>
+      <w:pPr>
+        <w:spacing w:after="40" w:before="60"/>
+      </w:pPr>
+      <w:r>
+        <w:rPr>
+          <w:b/>
+          <w:bCs/>
+          <w:color w:val="12355B"/>
+          <w:sz w:val="21"/>
+          <w:szCs w:val="21"/>
+        </w:rPr>
+        <w:t xml:space="preserve">Answer:  </w:t>
+      </w:r>
+      <w:r>
+        <w:rPr>
+          <w:b/>
+          <w:bCs/>
+          <w:sz w:val="21"/>
+          <w:szCs w:val="21"/>
+        </w:rPr>
+        <w:t xml:space="preserve">A. 9</w:t>
+      </w:r>
+    </w:p>
+    <w:p>
+      <w:pPr>
+        <w:pStyle w:val="Heading1"/>
+        <w:pageBreakBefore/>
+        <w:pBdr>
+          <w:bottom w:val="single" w:color="1FA6A2" w:sz="14" w:space="6"/>
+        </w:pBdr>
+        <w:spacing w:after="140" w:before="0"/>
+      </w:pPr>
+      <w:r>
+        <w:rPr>
+          <w:b/>
+          <w:bCs/>
+          <w:color w:val="12355B"/>
+          <w:sz w:val="30"/>
+          <w:szCs w:val="30"/>
+        </w:rPr>
+        <w:t xml:space="preserve">Guided Practice</w:t>
+      </w:r>
+    </w:p>
+    <w:p>
+      <w:pPr>
+        <w:pStyle w:val="Heading2"/>
+        <w:spacing w:after="80" w:before="180"/>
+      </w:pPr>
+      <w:r>
+        <w:rPr>
+          <w:b/>
+          <w:bCs/>
+          <w:color w:val="12355B"/>
+          <w:sz w:val="24"/>
+          <w:szCs w:val="24"/>
+        </w:rPr>
+        <w:t xml:space="preserve">Solve Together</w:t>
+      </w:r>
+      <w:r>
+        <w:rPr>
+          <w:i/>
+          <w:iCs/>
+          <w:color w:val="6B4FA0"/>
+          <w:sz w:val="19"/>
+          <w:szCs w:val="19"/>
+        </w:rPr>
+        <w:t xml:space="preserve">   We Do — work with your class</w:t>
+      </w:r>
+    </w:p>
+    <w:p>
+      <w:pPr>
+        <w:keepNext/>
+        <w:spacing w:after="40" w:before="40"/>
+      </w:pPr>
+      <w:r>
+        <w:rPr>
+          <w:b/>
+          <w:bCs/>
+          <w:color w:val="12355B"/>
+          <w:sz w:val="21"/>
+          <w:szCs w:val="21"/>
+        </w:rPr>
+        <w:t xml:space="preserve">Problem:  </w:t>
+      </w:r>
+      <w:r>
+        <w:rPr>
+          <w:sz w:val="21"/>
+          <w:szCs w:val="21"/>
+        </w:rPr>
+        <w:t xml:space="preserve">Which integer has the GREATEST absolute value: -3, 7, -5, 2?</w:t>
+      </w:r>
+    </w:p>
+    <w:p>
+      <w:pPr>
+        <w:spacing w:after="30"/>
+        <w:ind w:left="420"/>
+      </w:pPr>
+      <w:r>
+        <w:rPr>
+          <w:sz w:val="20"/>
+          <w:szCs w:val="20"/>
+        </w:rPr>
+        <w:t xml:space="preserve">A)  7</w:t>
+      </w:r>
+    </w:p>
+    <w:p>
+      <w:pPr>
+        <w:spacing w:after="30"/>
+        <w:ind w:left="420"/>
+      </w:pPr>
+      <w:r>
+        <w:rPr>
+          <w:sz w:val="20"/>
+          <w:szCs w:val="20"/>
+        </w:rPr>
+        <w:t xml:space="preserve">B)  -5</w:t>
+      </w:r>
+    </w:p>
+    <w:p>
+      <w:pPr>
+        <w:spacing w:after="30"/>
+        <w:ind w:left="420"/>
+      </w:pPr>
+      <w:r>
+        <w:rPr>
+          <w:sz w:val="20"/>
+          <w:szCs w:val="20"/>
+        </w:rPr>
+        <w:t xml:space="preserve">C)  -3</w:t>
+      </w:r>
+    </w:p>
+    <w:p>
+      <w:pPr>
+        <w:spacing w:after="30"/>
+        <w:ind w:left="420"/>
+      </w:pPr>
+      <w:r>
+        <w:rPr>
+          <w:sz w:val="20"/>
+          <w:szCs w:val="20"/>
+        </w:rPr>
+        <w:t xml:space="preserve">D)  2</w:t>
+      </w:r>
+    </w:p>
+    <w:p>
+      <w:pPr>
+        <w:keepNext/>
+        <w:spacing w:after="0" w:before="50"/>
+      </w:pPr>
+      <w:r>
+        <w:rPr>
+          <w:b/>
+          <w:bCs/>
+          <w:color w:val="6B4FA0"/>
+          <w:sz w:val="21"/>
+          <w:szCs w:val="21"/>
+        </w:rPr>
+        <w:t xml:space="preserve">Step 1:</w:t>
+      </w:r>
+    </w:p>
+    <w:p>
+      <w:pPr>
+        <w:pBdr>
+          <w:bottom w:val="single" w:color="AFBECC" w:sz="6"/>
+        </w:pBdr>
+        <w:spacing w:after="30" w:before="150"/>
+      </w:pPr>
+      <w:r>
+        <w:t xml:space="preserve"/>
+      </w:r>
+    </w:p>
+    <w:p>
+      <w:pPr>
+        <w:keepNext/>
+        <w:spacing w:after="0" w:before="50"/>
+      </w:pPr>
+      <w:r>
+        <w:rPr>
+          <w:b/>
+          <w:bCs/>
+          <w:color w:val="6B4FA0"/>
+          <w:sz w:val="21"/>
+          <w:szCs w:val="21"/>
+        </w:rPr>
+        <w:t xml:space="preserve">Step 2:</w:t>
+      </w:r>
+    </w:p>
+    <w:p>
+      <w:pPr>
+        <w:pBdr>
+          <w:bottom w:val="single" w:color="AFBECC" w:sz="6"/>
+        </w:pBdr>
+        <w:spacing w:after="30" w:before="150"/>
+      </w:pPr>
+      <w:r>
+        <w:t xml:space="preserve"/>
+      </w:r>
+    </w:p>
+    <w:p>
+      <w:pPr>
+        <w:keepNext/>
+        <w:spacing w:after="0" w:before="60"/>
+      </w:pPr>
+      <w:r>
+        <w:rPr>
+          <w:b/>
+          <w:bCs/>
+          <w:color w:val="12355B"/>
+          <w:sz w:val="21"/>
+          <w:szCs w:val="21"/>
+        </w:rPr>
+        <w:t xml:space="preserve">Answer:</w:t>
+      </w:r>
+    </w:p>
+    <w:p>
+      <w:pPr>
+        <w:pBdr>
+          <w:bottom w:val="single" w:color="AFBECC" w:sz="6"/>
+        </w:pBdr>
+        <w:spacing w:after="30" w:before="150"/>
+      </w:pPr>
+      <w:r>
+        <w:t xml:space="preserve"/>
+      </w:r>
+    </w:p>
+    <w:p>
+      <w:pPr>
+        <w:spacing w:after="80"/>
+      </w:pPr>
+      <w:r>
+        <w:t xml:space="preserve"/>
+      </w:r>
+    </w:p>
+    <w:tbl>
+      <w:tblPr>
+        <w:tblW w:type="pct" w:w="100%"/>
+        <w:tblBorders>
+          <w:top w:val="single" w:color="BBD0DE" w:sz="8"/>
+          <w:left w:val="single" w:color="BBD0DE" w:sz="8"/>
+          <w:bottom w:val="single" w:color="BBD0DE" w:sz="8"/>
+          <w:right w:val="single" w:color="BBD0DE" w:sz="8"/>
+          <w:insideH w:val="single" w:color="auto" w:sz="4"/>
+          <w:insideV w:val="single" w:color="auto" w:sz="4"/>
+        </w:tblBorders>
+      </w:tblPr>
+      <w:tblGrid>
+        <w:gridCol w:w="100"/>
+      </w:tblGrid>
+      <w:tr>
+        <w:tc>
+          <w:tcPr>
+            <w:shd w:fill="EEF4F8" w:color="auto" w:val="clear"/>
+            <w:tcMar>
+              <w:top w:type="dxa" w:w="120"/>
+              <w:left w:type="dxa" w:w="180"/>
+              <w:bottom w:type="dxa" w:w="120"/>
+              <w:right w:type="dxa" w:w="180"/>
+            </w:tcMar>
+          </w:tcPr>
+          <w:p>
+            <w:pPr>
               <w:spacing w:after="60"/>
             </w:pPr>
             <w:r>
@@ -3270,6 +4566,97 @@
           <w:szCs w:val="19"/>
         </w:rPr>
         <w:t xml:space="preserve">  — To the left of zero means negative. The integer -8 has an absolute value of 8 because it is 8 units from zero.</w:t>
+      </w:r>
+    </w:p>
+    <w:p>
+      <w:pPr>
+        <w:pStyle w:val="Heading2"/>
+        <w:spacing w:after="80" w:before="180"/>
+      </w:pPr>
+      <w:r>
+        <w:rPr>
+          <w:b/>
+          <w:bCs/>
+          <w:color w:val="12355B"/>
+          <w:sz w:val="24"/>
+          <w:szCs w:val="24"/>
+        </w:rPr>
+        <w:t xml:space="preserve">Math Writing Criteria</w:t>
+      </w:r>
+    </w:p>
+    <w:p>
+      <w:pPr>
+        <w:spacing w:after="100"/>
+      </w:pPr>
+      <w:r>
+        <w:rPr>
+          <w:i/>
+          <w:iCs/>
+          <w:color w:val="5F6F80"/>
+          <w:sz w:val="19"/>
+          <w:szCs w:val="19"/>
+        </w:rPr>
+        <w:t xml:space="preserve">The support level changes the amount of language scaffolding, not the mathematical expectation.</w:t>
+      </w:r>
+    </w:p>
+    <w:p>
+      <w:pPr>
+        <w:spacing w:after="80"/>
+      </w:pPr>
+      <w:r>
+        <w:rPr>
+          <w:sz w:val="20"/>
+          <w:szCs w:val="20"/>
+        </w:rPr>
+        <w:t xml:space="preserve">☐  I answered the question.</w:t>
+      </w:r>
+    </w:p>
+    <w:p>
+      <w:pPr>
+        <w:spacing w:after="80"/>
+      </w:pPr>
+      <w:r>
+        <w:rPr>
+          <w:sz w:val="20"/>
+          <w:szCs w:val="20"/>
+        </w:rPr>
+        <w:t xml:space="preserve">☐  I used math evidence: numbers, an equation, a model, or a comparison.</w:t>
+      </w:r>
+    </w:p>
+    <w:p>
+      <w:pPr>
+        <w:spacing w:after="80"/>
+      </w:pPr>
+      <w:r>
+        <w:rPr>
+          <w:sz w:val="20"/>
+          <w:szCs w:val="20"/>
+        </w:rPr>
+        <w:t xml:space="preserve">☐  I explained how the evidence proves my answer.</w:t>
+      </w:r>
+    </w:p>
+    <w:p>
+      <w:pPr>
+        <w:spacing w:after="80"/>
+      </w:pPr>
+      <w:r>
+        <w:rPr>
+          <w:sz w:val="20"/>
+          <w:szCs w:val="20"/>
+        </w:rPr>
+        <w:t xml:space="preserve">☐  I used at least two math words.</w:t>
+      </w:r>
+    </w:p>
+    <w:p>
+      <w:pPr>
+        <w:spacing w:after="80"/>
+      </w:pPr>
+      <w:r>
+        <w:rPr>
+          <w:sz w:val="20"/>
+          <w:szCs w:val="20"/>
+        </w:rPr>
+        <w:t xml:space="preserve">☐  I reread complete sentences and punctuation.</w:t>
       </w:r>
     </w:p>
     <w:sectPr>

--- a/lessons/9-2/downloads/9-2-notes-teacher.docx
+++ b/lessons/9-2/downloads/9-2-notes-teacher.docx
@@ -366,7 +366,7 @@
           </w:p>
           <w:p>
             <w:pPr>
-              <w:spacing w:after="0"/>
+              <w:spacing w:after="40"/>
             </w:pPr>
             <w:r>
               <w:rPr>
@@ -374,6 +374,31 @@
                 <w:szCs w:val="21"/>
               </w:rPr>
               <w:t xml:space="preserve">A picture on a coordinate plane that shows how two quantities are related.</w:t>
+            </w:r>
+          </w:p>
+          <w:p>
+            <w:pPr>
+              <w:spacing w:after="0"/>
+            </w:pPr>
+            <w:r>
+              <w:rPr>
+                <w:b/>
+                <w:bCs/>
+                <w:color w:val="1FA6A2"/>
+                <w:sz w:val="18"/>
+                <w:szCs w:val="18"/>
+              </w:rPr>
+              <w:t xml:space="preserve">Example:  </w:t>
+            </w:r>
+            <w:r>
+              <w:rPr>
+                <w:i/>
+                <w:iCs/>
+                <w:color w:val="5F6F80"/>
+                <w:sz w:val="18"/>
+                <w:szCs w:val="18"/>
+              </w:rPr>
+              <w:t xml:space="preserve">Points (1, 45), (2, 90), (3, 135) climbing left to right — cost by tickets.</w:t>
             </w:r>
           </w:p>
         </w:tc>
@@ -495,7 +520,7 @@
           </w:p>
           <w:p>
             <w:pPr>
-              <w:spacing w:after="0"/>
+              <w:spacing w:after="40"/>
             </w:pPr>
             <w:r>
               <w:rPr>
@@ -503,6 +528,31 @@
                 <w:szCs w:val="21"/>
               </w:rPr>
               <w:t xml:space="preserve">A list of matched pairs of values that shows a relationship using numbers.</w:t>
+            </w:r>
+          </w:p>
+          <w:p>
+            <w:pPr>
+              <w:spacing w:after="0"/>
+            </w:pPr>
+            <w:r>
+              <w:rPr>
+                <w:b/>
+                <w:bCs/>
+                <w:color w:val="1FA6A2"/>
+                <w:sz w:val="18"/>
+                <w:szCs w:val="18"/>
+              </w:rPr>
+              <w:t xml:space="preserve">Example:  </w:t>
+            </w:r>
+            <w:r>
+              <w:rPr>
+                <w:i/>
+                <w:iCs/>
+                <w:color w:val="5F6F80"/>
+                <w:sz w:val="18"/>
+                <w:szCs w:val="18"/>
+              </w:rPr>
+              <w:t xml:space="preserve">months 1, 2, 4 beside cost 24.95, 49.90, 99.80 — one row per pair.</w:t>
             </w:r>
           </w:p>
         </w:tc>
@@ -624,7 +674,7 @@
           </w:p>
           <w:p>
             <w:pPr>
-              <w:spacing w:after="0"/>
+              <w:spacing w:after="40"/>
             </w:pPr>
             <w:r>
               <w:rPr>
@@ -632,6 +682,31 @@
                 <w:szCs w:val="21"/>
               </w:rPr>
               <w:t xml:space="preserve">Two numbers written as (x, y) that name one point on a graph. The independent variable comes first.</w:t>
+            </w:r>
+          </w:p>
+          <w:p>
+            <w:pPr>
+              <w:spacing w:after="0"/>
+            </w:pPr>
+            <w:r>
+              <w:rPr>
+                <w:b/>
+                <w:bCs/>
+                <w:color w:val="1FA6A2"/>
+                <w:sz w:val="18"/>
+                <w:szCs w:val="18"/>
+              </w:rPr>
+              <w:t xml:space="preserve">Example:  </w:t>
+            </w:r>
+            <w:r>
+              <w:rPr>
+                <w:i/>
+                <w:iCs/>
+                <w:color w:val="5F6F80"/>
+                <w:sz w:val="18"/>
+                <w:szCs w:val="18"/>
+              </w:rPr>
+              <w:t xml:space="preserve">(3, 135): 3 tickets cost $135 — the independent quantity comes first.</w:t>
             </w:r>
           </w:p>
         </w:tc>
@@ -753,7 +828,7 @@
           </w:p>
           <w:p>
             <w:pPr>
-              <w:spacing w:after="0"/>
+              <w:spacing w:after="40"/>
             </w:pPr>
             <w:r>
               <w:rPr>
@@ -761,6 +836,31 @@
                 <w:szCs w:val="21"/>
               </w:rPr>
               <w:t xml:space="preserve">One of the two number lines that frame a graph. Each axis is labeled with a quantity from the problem.</w:t>
+            </w:r>
+          </w:p>
+          <w:p>
+            <w:pPr>
+              <w:spacing w:after="0"/>
+            </w:pPr>
+            <w:r>
+              <w:rPr>
+                <w:b/>
+                <w:bCs/>
+                <w:color w:val="1FA6A2"/>
+                <w:sz w:val="18"/>
+                <w:szCs w:val="18"/>
+              </w:rPr>
+              <w:t xml:space="preserve">Example:  </w:t>
+            </w:r>
+            <w:r>
+              <w:rPr>
+                <w:i/>
+                <w:iCs/>
+                <w:color w:val="5F6F80"/>
+                <w:sz w:val="18"/>
+                <w:szCs w:val="18"/>
+              </w:rPr>
+              <w:t xml:space="preserve">Horizontal axis: months. Vertical axis: total cost.</w:t>
             </w:r>
           </w:p>
         </w:tc>
@@ -821,7 +921,7 @@
                           </pic:cNvPicPr>
                         </pic:nvPicPr>
                         <pic:blipFill>
-                          <a:blip r:embed="rId10" cstate="none"/>
+                          <a:blip r:embed="rId11" cstate="none"/>
                           <a:srcRect/>
                           <a:stretch>
                             <a:fillRect/>
@@ -882,7 +982,7 @@
           </w:p>
           <w:p>
             <w:pPr>
-              <w:spacing w:after="0"/>
+              <w:spacing w:after="40"/>
             </w:pPr>
             <w:r>
               <w:rPr>
@@ -890,6 +990,31 @@
                 <w:szCs w:val="21"/>
               </w:rPr>
               <w:t xml:space="preserve">The numbers in an ordered pair that tell how far to move along each axis to reach a point.</w:t>
+            </w:r>
+          </w:p>
+          <w:p>
+            <w:pPr>
+              <w:spacing w:after="0"/>
+            </w:pPr>
+            <w:r>
+              <w:rPr>
+                <w:b/>
+                <w:bCs/>
+                <w:color w:val="1FA6A2"/>
+                <w:sz w:val="18"/>
+                <w:szCs w:val="18"/>
+              </w:rPr>
+              <w:t xml:space="preserve">Example:  </w:t>
+            </w:r>
+            <w:r>
+              <w:rPr>
+                <w:i/>
+                <w:iCs/>
+                <w:color w:val="5F6F80"/>
+                <w:sz w:val="18"/>
+                <w:szCs w:val="18"/>
+              </w:rPr>
+              <w:t xml:space="preserve">In (4, 105), 4 says how far across and 105 how far up.</w:t>
             </w:r>
           </w:p>
         </w:tc>
@@ -1014,7 +1139,7 @@
           <w:sz w:val="22"/>
           <w:szCs w:val="22"/>
         </w:rPr>
-        <w:t xml:space="preserve">__________  —  A picture on a coordinate plane that shows how two quantities are related.</w:t>
+        <w:t xml:space="preserve">A picture on the coordinate plane showing how two quantities relate is a ___.</w:t>
       </w:r>
     </w:p>
     <w:p>
@@ -1036,7 +1161,7 @@
           <w:sz w:val="22"/>
           <w:szCs w:val="22"/>
         </w:rPr>
-        <w:t xml:space="preserve">__________  —  A list of matched pairs of values that shows a relationship using numbers.</w:t>
+        <w:t xml:space="preserve">A list of matched pairs that shows a relationship in numbers is a ___ ___ ___.</w:t>
       </w:r>
     </w:p>
     <w:p>
@@ -1058,7 +1183,7 @@
           <w:sz w:val="22"/>
           <w:szCs w:val="22"/>
         </w:rPr>
-        <w:t xml:space="preserve">__________  —  Two numbers written as (x, y) that name one point on a graph. The independent variable comes first.</w:t>
+        <w:t xml:space="preserve">Two numbers written (x, y) that name one point are an ___ ___.</w:t>
       </w:r>
     </w:p>
     <w:p>
@@ -1080,7 +1205,7 @@
           <w:sz w:val="22"/>
           <w:szCs w:val="22"/>
         </w:rPr>
-        <w:t xml:space="preserve">__________  —  One of the two number lines that frame a graph. Each axis is labeled with a quantity from the problem.</w:t>
+        <w:t xml:space="preserve">Each number line framing a graph, labeled with a quantity, is an ___.</w:t>
       </w:r>
     </w:p>
     <w:p>
@@ -1102,7 +1227,7 @@
           <w:sz w:val="22"/>
           <w:szCs w:val="22"/>
         </w:rPr>
-        <w:t xml:space="preserve">__________  —  The numbers in an ordered pair that tell how far to move along each axis to reach a point.</w:t>
+        <w:t xml:space="preserve">The numbers in an ordered pair that tell how far to move are its ___.</w:t>
       </w:r>
     </w:p>
     <w:p>

--- a/lessons/9-2/downloads/9-2-notes-teacher.docx
+++ b/lessons/9-2/downloads/9-2-notes-teacher.docx
@@ -219,10 +219,12 @@
     <w:p>
       <w:pPr>
         <w:pStyle w:val="Heading1"/>
+        <w:keepNext/>
+        <w:keepLines/>
         <w:pBdr>
           <w:bottom w:val="single" w:color="1FA6A2" w:sz="14" w:space="6"/>
         </w:pBdr>
-        <w:spacing w:after="140" w:before="260"/>
+        <w:spacing w:after="140" w:before="300"/>
       </w:pPr>
       <w:r>
         <w:rPr>
@@ -1023,10 +1025,12 @@
     <w:p>
       <w:pPr>
         <w:pStyle w:val="Heading1"/>
+        <w:keepNext/>
+        <w:keepLines/>
         <w:pBdr>
           <w:bottom w:val="single" w:color="1FA6A2" w:sz="14" w:space="6"/>
         </w:pBdr>
-        <w:spacing w:after="140" w:before="260"/>
+        <w:spacing w:after="140" w:before="300"/>
       </w:pPr>
       <w:r>
         <w:rPr>
@@ -1122,7 +1126,8 @@
     </w:p>
     <w:p>
       <w:pPr>
-        <w:spacing w:after="120" w:before="80"/>
+        <w:keepLines/>
+        <w:spacing w:after="260" w:before="200"/>
       </w:pPr>
       <w:r>
         <w:rPr>
@@ -1139,34 +1144,27 @@
           <w:sz w:val="22"/>
           <w:szCs w:val="22"/>
         </w:rPr>
-        <w:t xml:space="preserve">A picture on the coordinate plane showing how two quantities relate is a ___.</w:t>
-      </w:r>
-    </w:p>
-    <w:p>
-      <w:pPr>
-        <w:spacing w:after="120" w:before="80"/>
-      </w:pPr>
-      <w:r>
-        <w:rPr>
-          <w:b/>
-          <w:bCs/>
-          <w:color w:val="12355B"/>
+        <w:t xml:space="preserve">A picture on the coordinate plane showing how two quantities relate is a </w:t>
+      </w:r>
+      <w:r>
+        <w:rPr>
           <w:sz w:val="22"/>
           <w:szCs w:val="22"/>
         </w:rPr>
-        <w:t xml:space="preserve">2.  </w:t>
+        <w:t xml:space="preserve">________________</w:t>
       </w:r>
       <w:r>
         <w:rPr>
           <w:sz w:val="22"/>
           <w:szCs w:val="22"/>
         </w:rPr>
-        <w:t xml:space="preserve">A list of matched pairs that shows a relationship in numbers is a ___ ___ ___.</w:t>
-      </w:r>
-    </w:p>
-    <w:p>
-      <w:pPr>
-        <w:spacing w:after="120" w:before="80"/>
+        <w:t xml:space="preserve">.</w:t>
+      </w:r>
+    </w:p>
+    <w:p>
+      <w:pPr>
+        <w:keepLines/>
+        <w:spacing w:after="260" w:before="200"/>
       </w:pPr>
       <w:r>
         <w:rPr>
@@ -1176,68 +1174,192 @@
           <w:sz w:val="22"/>
           <w:szCs w:val="22"/>
         </w:rPr>
-        <w:t xml:space="preserve">3.  </w:t>
+        <w:t xml:space="preserve">2.  </w:t>
       </w:r>
       <w:r>
         <w:rPr>
           <w:sz w:val="22"/>
           <w:szCs w:val="22"/>
         </w:rPr>
-        <w:t xml:space="preserve">Two numbers written (x, y) that name one point are an ___ ___.</w:t>
-      </w:r>
-    </w:p>
-    <w:p>
-      <w:pPr>
-        <w:spacing w:after="120" w:before="80"/>
-      </w:pPr>
-      <w:r>
-        <w:rPr>
-          <w:b/>
-          <w:bCs/>
-          <w:color w:val="12355B"/>
+        <w:t xml:space="preserve">A list of matched pairs that shows a relationship in numbers is a </w:t>
+      </w:r>
+      <w:r>
+        <w:rPr>
           <w:sz w:val="22"/>
           <w:szCs w:val="22"/>
         </w:rPr>
-        <w:t xml:space="preserve">4.  </w:t>
+        <w:t xml:space="preserve">________________</w:t>
       </w:r>
       <w:r>
         <w:rPr>
           <w:sz w:val="22"/>
           <w:szCs w:val="22"/>
         </w:rPr>
-        <w:t xml:space="preserve">Each number line framing a graph, labeled with a quantity, is an ___.</w:t>
-      </w:r>
-    </w:p>
-    <w:p>
-      <w:pPr>
-        <w:spacing w:after="120" w:before="80"/>
-      </w:pPr>
-      <w:r>
-        <w:rPr>
-          <w:b/>
-          <w:bCs/>
-          <w:color w:val="12355B"/>
+        <w:t xml:space="preserve"> </w:t>
+      </w:r>
+      <w:r>
+        <w:rPr>
           <w:sz w:val="22"/>
           <w:szCs w:val="22"/>
         </w:rPr>
-        <w:t xml:space="preserve">5.  </w:t>
+        <w:t xml:space="preserve">________________</w:t>
       </w:r>
       <w:r>
         <w:rPr>
           <w:sz w:val="22"/>
           <w:szCs w:val="22"/>
         </w:rPr>
-        <w:t xml:space="preserve">The numbers in an ordered pair that tell how far to move are its ___.</w:t>
+        <w:t xml:space="preserve"> </w:t>
+      </w:r>
+      <w:r>
+        <w:rPr>
+          <w:sz w:val="22"/>
+          <w:szCs w:val="22"/>
+        </w:rPr>
+        <w:t xml:space="preserve">________________</w:t>
+      </w:r>
+      <w:r>
+        <w:rPr>
+          <w:sz w:val="22"/>
+          <w:szCs w:val="22"/>
+        </w:rPr>
+        <w:t xml:space="preserve">.</w:t>
+      </w:r>
+    </w:p>
+    <w:p>
+      <w:pPr>
+        <w:keepLines/>
+        <w:spacing w:after="260" w:before="200"/>
+      </w:pPr>
+      <w:r>
+        <w:rPr>
+          <w:b/>
+          <w:bCs/>
+          <w:color w:val="12355B"/>
+          <w:sz w:val="22"/>
+          <w:szCs w:val="22"/>
+        </w:rPr>
+        <w:t xml:space="preserve">3.  </w:t>
+      </w:r>
+      <w:r>
+        <w:rPr>
+          <w:sz w:val="22"/>
+          <w:szCs w:val="22"/>
+        </w:rPr>
+        <w:t xml:space="preserve">Two numbers written (x, y) that name one point are an </w:t>
+      </w:r>
+      <w:r>
+        <w:rPr>
+          <w:sz w:val="22"/>
+          <w:szCs w:val="22"/>
+        </w:rPr>
+        <w:t xml:space="preserve">________________</w:t>
+      </w:r>
+      <w:r>
+        <w:rPr>
+          <w:sz w:val="22"/>
+          <w:szCs w:val="22"/>
+        </w:rPr>
+        <w:t xml:space="preserve"> </w:t>
+      </w:r>
+      <w:r>
+        <w:rPr>
+          <w:sz w:val="22"/>
+          <w:szCs w:val="22"/>
+        </w:rPr>
+        <w:t xml:space="preserve">________________</w:t>
+      </w:r>
+      <w:r>
+        <w:rPr>
+          <w:sz w:val="22"/>
+          <w:szCs w:val="22"/>
+        </w:rPr>
+        <w:t xml:space="preserve">.</w:t>
+      </w:r>
+    </w:p>
+    <w:p>
+      <w:pPr>
+        <w:keepLines/>
+        <w:spacing w:after="260" w:before="200"/>
+      </w:pPr>
+      <w:r>
+        <w:rPr>
+          <w:b/>
+          <w:bCs/>
+          <w:color w:val="12355B"/>
+          <w:sz w:val="22"/>
+          <w:szCs w:val="22"/>
+        </w:rPr>
+        <w:t xml:space="preserve">4.  </w:t>
+      </w:r>
+      <w:r>
+        <w:rPr>
+          <w:sz w:val="22"/>
+          <w:szCs w:val="22"/>
+        </w:rPr>
+        <w:t xml:space="preserve">Each number line framing a graph, labeled with a quantity, is an </w:t>
+      </w:r>
+      <w:r>
+        <w:rPr>
+          <w:sz w:val="22"/>
+          <w:szCs w:val="22"/>
+        </w:rPr>
+        <w:t xml:space="preserve">________________</w:t>
+      </w:r>
+      <w:r>
+        <w:rPr>
+          <w:sz w:val="22"/>
+          <w:szCs w:val="22"/>
+        </w:rPr>
+        <w:t xml:space="preserve">.</w:t>
+      </w:r>
+    </w:p>
+    <w:p>
+      <w:pPr>
+        <w:keepLines/>
+        <w:spacing w:after="260" w:before="200"/>
+      </w:pPr>
+      <w:r>
+        <w:rPr>
+          <w:b/>
+          <w:bCs/>
+          <w:color w:val="12355B"/>
+          <w:sz w:val="22"/>
+          <w:szCs w:val="22"/>
+        </w:rPr>
+        <w:t xml:space="preserve">5.  </w:t>
+      </w:r>
+      <w:r>
+        <w:rPr>
+          <w:sz w:val="22"/>
+          <w:szCs w:val="22"/>
+        </w:rPr>
+        <w:t xml:space="preserve">The numbers in an ordered pair that tell how far to move are its </w:t>
+      </w:r>
+      <w:r>
+        <w:rPr>
+          <w:sz w:val="22"/>
+          <w:szCs w:val="22"/>
+        </w:rPr>
+        <w:t xml:space="preserve">________________</w:t>
+      </w:r>
+      <w:r>
+        <w:rPr>
+          <w:sz w:val="22"/>
+          <w:szCs w:val="22"/>
+        </w:rPr>
+        <w:t xml:space="preserve">.</w:t>
       </w:r>
     </w:p>
     <w:p>
       <w:pPr>
         <w:pStyle w:val="Heading1"/>
-        <w:pageBreakBefore/>
+        <w:keepNext/>
+        <w:keepLines/>
         <w:pBdr>
           <w:bottom w:val="single" w:color="1FA6A2" w:sz="14" w:space="6"/>
         </w:pBdr>
-        <w:spacing w:after="140" w:before="0"/>
+        <w:spacing w:after="140" w:before="300"/>
       </w:pPr>
       <w:r>
         <w:rPr>
@@ -2518,11 +2640,12 @@
     <w:p>
       <w:pPr>
         <w:pStyle w:val="Heading1"/>
-        <w:pageBreakBefore/>
+        <w:keepNext/>
+        <w:keepLines/>
         <w:pBdr>
           <w:bottom w:val="single" w:color="1FA6A2" w:sz="14" w:space="6"/>
         </w:pBdr>
-        <w:spacing w:after="140" w:before="0"/>
+        <w:spacing w:after="140" w:before="300"/>
       </w:pPr>
       <w:r>
         <w:rPr>
@@ -2775,11 +2898,12 @@
     <w:p>
       <w:pPr>
         <w:pStyle w:val="Heading1"/>
-        <w:pageBreakBefore/>
+        <w:keepNext/>
+        <w:keepLines/>
         <w:pBdr>
           <w:bottom w:val="single" w:color="1FA6A2" w:sz="14" w:space="6"/>
         </w:pBdr>
-        <w:spacing w:after="140" w:before="0"/>
+        <w:spacing w:after="140" w:before="300"/>
       </w:pPr>
       <w:r>
         <w:rPr>
@@ -3500,11 +3624,12 @@
     <w:p>
       <w:pPr>
         <w:pStyle w:val="Heading1"/>
-        <w:pageBreakBefore/>
+        <w:keepNext/>
+        <w:keepLines/>
         <w:pBdr>
           <w:bottom w:val="single" w:color="1FA6A2" w:sz="14" w:space="6"/>
         </w:pBdr>
-        <w:spacing w:after="140" w:before="0"/>
+        <w:spacing w:after="140" w:before="300"/>
       </w:pPr>
       <w:r>
         <w:rPr>
@@ -4393,11 +4518,12 @@
     <w:p>
       <w:pPr>
         <w:pStyle w:val="Heading1"/>
-        <w:pageBreakBefore/>
+        <w:keepNext/>
+        <w:keepLines/>
         <w:pBdr>
           <w:bottom w:val="single" w:color="1FA6A2" w:sz="14" w:space="6"/>
         </w:pBdr>
-        <w:spacing w:after="140" w:before="0"/>
+        <w:spacing w:after="140" w:before="300"/>
       </w:pPr>
       <w:r>
         <w:rPr>
@@ -4510,6 +4636,8 @@
     <w:p>
       <w:pPr>
         <w:pStyle w:val="Heading1"/>
+        <w:keepNext/>
+        <w:keepLines/>
         <w:pageBreakBefore/>
         <w:pBdr>
           <w:bottom w:val="single" w:color="1FA6A2" w:sz="14" w:space="6"/>

--- a/lessons/9-2/downloads/9-2-notes-teacher.docx
+++ b/lessons/9-2/downloads/9-2-notes-teacher.docx
@@ -1372,47 +1372,6 @@
         <w:t xml:space="preserve">Write About the Math</w:t>
       </w:r>
     </w:p>
-    <w:p>
-      <w:pPr>
-        <w:spacing w:after="100"/>
-      </w:pPr>
-      <w:r>
-        <w:rPr>
-          <w:i/>
-          <w:iCs/>
-          <w:color w:val="5F6F80"/>
-          <w:sz w:val="19"/>
-          <w:szCs w:val="19"/>
-        </w:rPr>
-        <w:t xml:space="preserve">Use the support level you need. Every level answers the same math question.</w:t>
-      </w:r>
-    </w:p>
-    <w:p>
-      <w:pPr>
-        <w:pStyle w:val="Heading2"/>
-        <w:spacing w:after="80" w:before="180"/>
-      </w:pPr>
-      <w:r>
-        <w:rPr>
-          <w:b/>
-          <w:bCs/>
-          <w:color w:val="12355B"/>
-          <w:sz w:val="24"/>
-          <w:szCs w:val="24"/>
-        </w:rPr>
-        <w:t xml:space="preserve">1. Understand the Question</w:t>
-      </w:r>
-      <w:r>
-        <w:rPr>
-          <w:i/>
-          <w:iCs/>
-          <w:color w:val="B97A12"/>
-          <w:sz w:val="19"/>
-          <w:szCs w:val="19"/>
-        </w:rPr>
-        <w:t xml:space="preserve">   explain</w:t>
-      </w:r>
-    </w:p>
     <w:tbl>
       <w:tblPr>
         <w:tblW w:type="pct" w:w="100%"/>
@@ -1451,344 +1410,6 @@
               </w:rPr>
               <w:t xml:space="preserve">What observations can you make about the data using the graph?</w:t>
             </w:r>
-          </w:p>
-          <w:p>
-            <w:pPr>
-              <w:spacing w:after="0"/>
-            </w:pPr>
-            <w:r>
-              <w:rPr>
-                <w:b/>
-                <w:bCs/>
-                <w:color w:val="12355B"/>
-                <w:sz w:val="20"/>
-                <w:szCs w:val="20"/>
-              </w:rPr>
-              <w:t xml:space="preserve">Your job:  </w:t>
-            </w:r>
-            <w:r>
-              <w:rPr>
-                <w:sz w:val="20"/>
-                <w:szCs w:val="20"/>
-              </w:rPr>
-              <w:t xml:space="preserve">Answer the question. Use math evidence. Explain how the evidence proves your answer.</w:t>
-            </w:r>
-            <w:r>
-              <w:rPr>
-                <w:i/>
-                <w:iCs/>
-                <w:color w:val="5F6F80"/>
-                <w:sz w:val="18"/>
-                <w:szCs w:val="18"/>
-              </w:rPr>
-              <w:br/>
-              <w:t xml:space="preserve">Responde la pregunta. Usa evidencia matemática. Explica cómo la evidencia demuestra tu respuesta.</w:t>
-            </w:r>
-          </w:p>
-        </w:tc>
-      </w:tr>
-    </w:tbl>
-    <w:p>
-      <w:pPr>
-        <w:pStyle w:val="Heading2"/>
-        <w:spacing w:after="80" w:before="180"/>
-      </w:pPr>
-      <w:r>
-        <w:rPr>
-          <w:b/>
-          <w:bCs/>
-          <w:color w:val="12355B"/>
-          <w:sz w:val="24"/>
-          <w:szCs w:val="24"/>
-        </w:rPr>
-        <w:t xml:space="preserve">2. Plan Your Math Words</w:t>
-      </w:r>
-      <w:r>
-        <w:rPr>
-          <w:i/>
-          <w:iCs/>
-          <w:color w:val="1FA6A2"/>
-          <w:sz w:val="19"/>
-          <w:szCs w:val="19"/>
-        </w:rPr>
-        <w:t xml:space="preserve">   check at least two</w:t>
-      </w:r>
-    </w:p>
-    <w:p>
-      <w:pPr>
-        <w:spacing w:after="60"/>
-      </w:pPr>
-      <w:r>
-        <w:rPr>
-          <w:b/>
-          <w:bCs/>
-          <w:color w:val="1FA6A2"/>
-          <w:sz w:val="22"/>
-          <w:szCs w:val="22"/>
-        </w:rPr>
-        <w:t xml:space="preserve">☐  </w:t>
-      </w:r>
-      <w:r>
-        <w:rPr>
-          <w:b/>
-          <w:bCs/>
-          <w:color w:val="12355B"/>
-          <w:sz w:val="20"/>
-          <w:szCs w:val="20"/>
-        </w:rPr>
-        <w:t xml:space="preserve">graph — </w:t>
-      </w:r>
-      <w:r>
-        <w:rPr>
-          <w:sz w:val="20"/>
-          <w:szCs w:val="20"/>
-        </w:rPr>
-        <w:t xml:space="preserve">A picture on a coordinate plane that shows how two quantities are related.</w:t>
-      </w:r>
-      <w:r>
-        <w:rPr>
-          <w:i/>
-          <w:iCs/>
-          <w:color w:val="5F6F80"/>
-          <w:sz w:val="18"/>
-          <w:szCs w:val="18"/>
-        </w:rPr>
-        <w:br/>
-        <w:t xml:space="preserve">gráfica — Un dibujo en un plano de coordenadas que muestra cómo se relacionan dos cantidades.</w:t>
-      </w:r>
-    </w:p>
-    <w:p>
-      <w:pPr>
-        <w:spacing w:after="60"/>
-      </w:pPr>
-      <w:r>
-        <w:rPr>
-          <w:b/>
-          <w:bCs/>
-          <w:color w:val="1FA6A2"/>
-          <w:sz w:val="22"/>
-          <w:szCs w:val="22"/>
-        </w:rPr>
-        <w:t xml:space="preserve">☐  </w:t>
-      </w:r>
-      <w:r>
-        <w:rPr>
-          <w:b/>
-          <w:bCs/>
-          <w:color w:val="12355B"/>
-          <w:sz w:val="20"/>
-          <w:szCs w:val="20"/>
-        </w:rPr>
-        <w:t xml:space="preserve">table of values — </w:t>
-      </w:r>
-      <w:r>
-        <w:rPr>
-          <w:sz w:val="20"/>
-          <w:szCs w:val="20"/>
-        </w:rPr>
-        <w:t xml:space="preserve">A list of matched pairs of values that shows a relationship using numbers.</w:t>
-      </w:r>
-      <w:r>
-        <w:rPr>
-          <w:i/>
-          <w:iCs/>
-          <w:color w:val="5F6F80"/>
-          <w:sz w:val="18"/>
-          <w:szCs w:val="18"/>
-        </w:rPr>
-        <w:br/>
-        <w:t xml:space="preserve">tabla de valores — Una lista de pares de valores que muestra una relación usando números.</w:t>
-      </w:r>
-    </w:p>
-    <w:p>
-      <w:pPr>
-        <w:spacing w:after="60"/>
-      </w:pPr>
-      <w:r>
-        <w:rPr>
-          <w:b/>
-          <w:bCs/>
-          <w:color w:val="1FA6A2"/>
-          <w:sz w:val="22"/>
-          <w:szCs w:val="22"/>
-        </w:rPr>
-        <w:t xml:space="preserve">☐  </w:t>
-      </w:r>
-      <w:r>
-        <w:rPr>
-          <w:b/>
-          <w:bCs/>
-          <w:color w:val="12355B"/>
-          <w:sz w:val="20"/>
-          <w:szCs w:val="20"/>
-        </w:rPr>
-        <w:t xml:space="preserve">ordered pair — </w:t>
-      </w:r>
-      <w:r>
-        <w:rPr>
-          <w:sz w:val="20"/>
-          <w:szCs w:val="20"/>
-        </w:rPr>
-        <w:t xml:space="preserve">Two numbers written as (x, y) that name one point on a graph. The independent variable comes first.</w:t>
-      </w:r>
-      <w:r>
-        <w:rPr>
-          <w:i/>
-          <w:iCs/>
-          <w:color w:val="5F6F80"/>
-          <w:sz w:val="18"/>
-          <w:szCs w:val="18"/>
-        </w:rPr>
-        <w:br/>
-        <w:t xml:space="preserve">par ordenado — Dos números escritos como (x, y) que nombran un punto en la gráfica. La variable independiente va primero.</w:t>
-      </w:r>
-    </w:p>
-    <w:p>
-      <w:pPr>
-        <w:spacing w:after="60"/>
-      </w:pPr>
-      <w:r>
-        <w:rPr>
-          <w:b/>
-          <w:bCs/>
-          <w:color w:val="1FA6A2"/>
-          <w:sz w:val="22"/>
-          <w:szCs w:val="22"/>
-        </w:rPr>
-        <w:t xml:space="preserve">☐  </w:t>
-      </w:r>
-      <w:r>
-        <w:rPr>
-          <w:b/>
-          <w:bCs/>
-          <w:color w:val="12355B"/>
-          <w:sz w:val="20"/>
-          <w:szCs w:val="20"/>
-        </w:rPr>
-        <w:t xml:space="preserve">axis — </w:t>
-      </w:r>
-      <w:r>
-        <w:rPr>
-          <w:sz w:val="20"/>
-          <w:szCs w:val="20"/>
-        </w:rPr>
-        <w:t xml:space="preserve">One of the two number lines that frame a graph. Each axis is labeled with a quantity from the problem.</w:t>
-      </w:r>
-      <w:r>
-        <w:rPr>
-          <w:i/>
-          <w:iCs/>
-          <w:color w:val="5F6F80"/>
-          <w:sz w:val="18"/>
-          <w:szCs w:val="18"/>
-        </w:rPr>
-        <w:br/>
-        <w:t xml:space="preserve">eje — Una de las dos rectas numéricas que enmarcan una gráfica. Cada eje se rotula con una cantidad del problema.</w:t>
-      </w:r>
-    </w:p>
-    <w:p>
-      <w:pPr>
-        <w:spacing w:after="60"/>
-      </w:pPr>
-      <w:r>
-        <w:rPr>
-          <w:b/>
-          <w:bCs/>
-          <w:color w:val="1FA6A2"/>
-          <w:sz w:val="22"/>
-          <w:szCs w:val="22"/>
-        </w:rPr>
-        <w:t xml:space="preserve">☐  </w:t>
-      </w:r>
-      <w:r>
-        <w:rPr>
-          <w:b/>
-          <w:bCs/>
-          <w:color w:val="12355B"/>
-          <w:sz w:val="20"/>
-          <w:szCs w:val="20"/>
-        </w:rPr>
-        <w:t xml:space="preserve">coordinates — </w:t>
-      </w:r>
-      <w:r>
-        <w:rPr>
-          <w:sz w:val="20"/>
-          <w:szCs w:val="20"/>
-        </w:rPr>
-        <w:t xml:space="preserve">The numbers in an ordered pair that tell how far to move along each axis to reach a point.</w:t>
-      </w:r>
-      <w:r>
-        <w:rPr>
-          <w:i/>
-          <w:iCs/>
-          <w:color w:val="5F6F80"/>
-          <w:sz w:val="18"/>
-          <w:szCs w:val="18"/>
-        </w:rPr>
-        <w:br/>
-        <w:t xml:space="preserve">coordenadas — Los números de un par ordenado que indican cuánto avanzar por cada eje para llegar a un punto.</w:t>
-      </w:r>
-    </w:p>
-    <w:tbl>
-      <w:tblPr>
-        <w:tblW w:type="pct" w:w="100%"/>
-        <w:tblBorders>
-          <w:top w:val="single" w:color="1FA6A2" w:sz="8"/>
-          <w:left w:val="single" w:color="1FA6A2" w:sz="8"/>
-          <w:bottom w:val="single" w:color="1FA6A2" w:sz="8"/>
-          <w:right w:val="single" w:color="1FA6A2" w:sz="8"/>
-          <w:insideH w:val="single" w:color="auto" w:sz="4"/>
-          <w:insideV w:val="single" w:color="auto" w:sz="4"/>
-        </w:tblBorders>
-      </w:tblPr>
-      <w:tblGrid>
-        <w:gridCol w:w="100"/>
-      </w:tblGrid>
-      <w:tr>
-        <w:tc>
-          <w:tcPr>
-            <w:shd w:fill="F7FFFD" w:color="auto" w:val="clear"/>
-            <w:tcMar>
-              <w:top w:type="dxa" w:w="120"/>
-              <w:left w:type="dxa" w:w="180"/>
-              <w:bottom w:type="dxa" w:w="120"/>
-              <w:right w:type="dxa" w:w="180"/>
-            </w:tcMar>
-          </w:tcPr>
-          <w:p>
-            <w:pPr>
-              <w:spacing w:after="50"/>
-            </w:pPr>
-            <w:r>
-              <w:rPr>
-                <w:b/>
-                <w:bCs/>
-                <w:color w:val="1FA6A2"/>
-                <w:sz w:val="20"/>
-                <w:szCs w:val="20"/>
-              </w:rPr>
-              <w:t xml:space="preserve">Say it first:  </w:t>
-            </w:r>
-            <w:r>
-              <w:rPr>
-                <w:sz w:val="20"/>
-                <w:szCs w:val="20"/>
-              </w:rPr>
-              <w:t xml:space="preserve">Say your idea to a partner or quietly to yourself before you write.</w:t>
-            </w:r>
-          </w:p>
-          <w:p>
-            <w:pPr>
-              <w:spacing w:after="60"/>
-            </w:pPr>
-            <w:r>
-              <w:rPr>
-                <w:color w:val="1A2733"/>
-                <w:sz w:val="21"/>
-                <w:szCs w:val="21"/>
-              </w:rPr>
-              <w:t xml:space="preserve">___ is the independent variable, while ___ is the dependent variable. As the years go by, the interest earned ___, because each year adds $___ to the total.</w:t>
-            </w:r>
             <w:r>
               <w:rPr>
                 <w:i/>
@@ -1798,7 +1419,7 @@
                 <w:szCs w:val="19"/>
               </w:rPr>
               <w:br/>
-              <w:t xml:space="preserve">Di tu respuesta primero: Mi respuesta es ___ porque ___.</w:t>
+              <w:t xml:space="preserve">¿Qué observaciones puedes hacer sobre los datos usando la gráfica?</w:t>
             </w:r>
           </w:p>
         </w:tc>
@@ -1806,28 +1427,192 @@
     </w:tbl>
     <w:p>
       <w:pPr>
-        <w:pStyle w:val="Heading2"/>
-        <w:spacing w:after="80" w:before="180"/>
-      </w:pPr>
-      <w:r>
-        <w:rPr>
-          <w:b/>
-          <w:bCs/>
-          <w:color w:val="12355B"/>
-          <w:sz w:val="24"/>
-          <w:szCs w:val="24"/>
-        </w:rPr>
-        <w:t xml:space="preserve">3. Build Your Explanation</w:t>
-      </w:r>
+        <w:spacing w:after="100"/>
+      </w:pPr>
       <w:r>
         <w:rPr>
           <w:i/>
           <w:iCs/>
-          <w:color w:val="B97A12"/>
+          <w:color w:val="5F6F80"/>
           <w:sz w:val="19"/>
           <w:szCs w:val="19"/>
         </w:rPr>
-        <w:t xml:space="preserve">   choose your support</w:t>
+        <w:t xml:space="preserve">Say your answer to a partner first. Then write it, using at least two of these words:</w:t>
+      </w:r>
+    </w:p>
+    <w:p>
+      <w:pPr>
+        <w:spacing w:after="40"/>
+      </w:pPr>
+      <w:r>
+        <w:rPr>
+          <w:b/>
+          <w:bCs/>
+          <w:color w:val="1FA6A2"/>
+          <w:sz w:val="22"/>
+          <w:szCs w:val="22"/>
+        </w:rPr>
+        <w:t xml:space="preserve">☐  </w:t>
+      </w:r>
+      <w:r>
+        <w:rPr>
+          <w:b/>
+          <w:bCs/>
+          <w:color w:val="12355B"/>
+          <w:sz w:val="20"/>
+          <w:szCs w:val="20"/>
+        </w:rPr>
+        <w:t xml:space="preserve">graph</w:t>
+      </w:r>
+      <w:r>
+        <w:rPr>
+          <w:i/>
+          <w:iCs/>
+          <w:color w:val="5F6F80"/>
+          <w:sz w:val="18"/>
+          <w:szCs w:val="18"/>
+        </w:rPr>
+        <w:t xml:space="preserve">  ·  gráfica</w:t>
+      </w:r>
+    </w:p>
+    <w:p>
+      <w:pPr>
+        <w:spacing w:after="40"/>
+      </w:pPr>
+      <w:r>
+        <w:rPr>
+          <w:b/>
+          <w:bCs/>
+          <w:color w:val="1FA6A2"/>
+          <w:sz w:val="22"/>
+          <w:szCs w:val="22"/>
+        </w:rPr>
+        <w:t xml:space="preserve">☐  </w:t>
+      </w:r>
+      <w:r>
+        <w:rPr>
+          <w:b/>
+          <w:bCs/>
+          <w:color w:val="12355B"/>
+          <w:sz w:val="20"/>
+          <w:szCs w:val="20"/>
+        </w:rPr>
+        <w:t xml:space="preserve">table of values</w:t>
+      </w:r>
+      <w:r>
+        <w:rPr>
+          <w:i/>
+          <w:iCs/>
+          <w:color w:val="5F6F80"/>
+          <w:sz w:val="18"/>
+          <w:szCs w:val="18"/>
+        </w:rPr>
+        <w:t xml:space="preserve">  ·  tabla de valores</w:t>
+      </w:r>
+    </w:p>
+    <w:p>
+      <w:pPr>
+        <w:spacing w:after="40"/>
+      </w:pPr>
+      <w:r>
+        <w:rPr>
+          <w:b/>
+          <w:bCs/>
+          <w:color w:val="1FA6A2"/>
+          <w:sz w:val="22"/>
+          <w:szCs w:val="22"/>
+        </w:rPr>
+        <w:t xml:space="preserve">☐  </w:t>
+      </w:r>
+      <w:r>
+        <w:rPr>
+          <w:b/>
+          <w:bCs/>
+          <w:color w:val="12355B"/>
+          <w:sz w:val="20"/>
+          <w:szCs w:val="20"/>
+        </w:rPr>
+        <w:t xml:space="preserve">ordered pair</w:t>
+      </w:r>
+      <w:r>
+        <w:rPr>
+          <w:i/>
+          <w:iCs/>
+          <w:color w:val="5F6F80"/>
+          <w:sz w:val="18"/>
+          <w:szCs w:val="18"/>
+        </w:rPr>
+        <w:t xml:space="preserve">  ·  par ordenado</w:t>
+      </w:r>
+    </w:p>
+    <w:p>
+      <w:pPr>
+        <w:spacing w:after="40"/>
+      </w:pPr>
+      <w:r>
+        <w:rPr>
+          <w:b/>
+          <w:bCs/>
+          <w:color w:val="1FA6A2"/>
+          <w:sz w:val="22"/>
+          <w:szCs w:val="22"/>
+        </w:rPr>
+        <w:t xml:space="preserve">☐  </w:t>
+      </w:r>
+      <w:r>
+        <w:rPr>
+          <w:b/>
+          <w:bCs/>
+          <w:color w:val="12355B"/>
+          <w:sz w:val="20"/>
+          <w:szCs w:val="20"/>
+        </w:rPr>
+        <w:t xml:space="preserve">axis</w:t>
+      </w:r>
+      <w:r>
+        <w:rPr>
+          <w:i/>
+          <w:iCs/>
+          <w:color w:val="5F6F80"/>
+          <w:sz w:val="18"/>
+          <w:szCs w:val="18"/>
+        </w:rPr>
+        <w:t xml:space="preserve">  ·  eje</w:t>
+      </w:r>
+    </w:p>
+    <w:p>
+      <w:pPr>
+        <w:spacing w:after="40"/>
+      </w:pPr>
+      <w:r>
+        <w:rPr>
+          <w:b/>
+          <w:bCs/>
+          <w:color w:val="1FA6A2"/>
+          <w:sz w:val="22"/>
+          <w:szCs w:val="22"/>
+        </w:rPr>
+        <w:t xml:space="preserve">☐  </w:t>
+      </w:r>
+      <w:r>
+        <w:rPr>
+          <w:b/>
+          <w:bCs/>
+          <w:color w:val="12355B"/>
+          <w:sz w:val="20"/>
+          <w:szCs w:val="20"/>
+        </w:rPr>
+        <w:t xml:space="preserve">coordinates</w:t>
+      </w:r>
+      <w:r>
+        <w:rPr>
+          <w:i/>
+          <w:iCs/>
+          <w:color w:val="5F6F80"/>
+          <w:sz w:val="18"/>
+          <w:szCs w:val="18"/>
+        </w:rPr>
+        <w:t xml:space="preserve">  ·  coordenadas</w:t>
       </w:r>
     </w:p>
     <w:tbl>
@@ -1858,21 +1643,6 @@
           </w:tcPr>
           <w:p>
             <w:pPr>
-              <w:spacing w:after="50"/>
-            </w:pPr>
-            <w:r>
-              <w:rPr>
-                <w:i/>
-                <w:iCs/>
-                <w:color w:val="5F6F80"/>
-                <w:sz w:val="19"/>
-                <w:szCs w:val="19"/>
-              </w:rPr>
-              <w:t xml:space="preserve">This model shows the parts of an explanation. It does not answer your writing question.</w:t>
-            </w:r>
-          </w:p>
-          <w:p>
-            <w:pPr>
               <w:spacing w:after="80"/>
             </w:pPr>
             <w:r>
@@ -1883,58 +1653,14 @@
                 <w:sz w:val="19"/>
                 <w:szCs w:val="19"/>
               </w:rPr>
-              <w:t xml:space="preserve">Claim:  </w:t>
+              <w:t xml:space="preserve">Model:  </w:t>
             </w:r>
             <w:r>
               <w:rPr>
                 <w:sz w:val="19"/>
                 <w:szCs w:val="19"/>
               </w:rPr>
-              <w:t xml:space="preserve">The number of tickets is the independent variable, and the independent variable always comes first in an ordered pair, so the point is (3, 135), not (135, 3).</w:t>
-            </w:r>
-          </w:p>
-          <w:p>
-            <w:pPr>
-              <w:spacing w:after="80"/>
-            </w:pPr>
-            <w:r>
-              <w:rPr>
-                <w:b/>
-                <w:bCs/>
-                <w:color w:val="12355B"/>
-                <w:sz w:val="19"/>
-                <w:szCs w:val="19"/>
-              </w:rPr>
-              <w:t xml:space="preserve">Evidence:  </w:t>
-            </w:r>
-            <w:r>
-              <w:rPr>
-                <w:sz w:val="19"/>
-                <w:szCs w:val="19"/>
-              </w:rPr>
-              <w:t xml:space="preserve">A strong answer names tickets as independent and explains that independent always goes first, then checks the arithmetic (3 × 45 = 135). A weak answer just says 'because that's the order' without connecting it to independent/dependent.</w:t>
-            </w:r>
-          </w:p>
-          <w:p>
-            <w:pPr>
-              <w:spacing w:after="80"/>
-            </w:pPr>
-            <w:r>
-              <w:rPr>
-                <w:b/>
-                <w:bCs/>
-                <w:color w:val="12355B"/>
-                <w:sz w:val="19"/>
-                <w:szCs w:val="19"/>
-              </w:rPr>
-              <w:t xml:space="preserve">Reasoning:  </w:t>
-            </w:r>
-            <w:r>
-              <w:rPr>
-                <w:sz w:val="19"/>
-                <w:szCs w:val="19"/>
-              </w:rPr>
-              <w:t xml:space="preserve">This evidence connects the definition of graph to the mathematical claim.</w:t>
+              <w:t xml:space="preserve">The number of tickets is the independent variable, and the independent variable always comes first in an ordered pair, so the point is (3, 135), not (135, 3). — A strong answer names tickets as independent and explains that independent always goes first, then checks the arithmetic (3 × 45 = 135). A weak answer just says 'because that's the order' without connecting it to independent/dependent.</w:t>
             </w:r>
           </w:p>
         </w:tc>
@@ -2013,7 +1739,7 @@
           <w:sz w:val="21"/>
           <w:szCs w:val="21"/>
         </w:rPr>
-        <w:t xml:space="preserve">My answer is ___.</w:t>
+        <w:t xml:space="preserve">My answer is ___ because ___.</w:t>
       </w:r>
       <w:r>
         <w:rPr>
@@ -2024,7 +1750,7 @@
           <w:szCs w:val="19"/>
         </w:rPr>
         <w:br/>
-        <w:t xml:space="preserve">Mi respuesta es ___.</w:t>
+        <w:t xml:space="preserve">Mi respuesta es ___ porque ___.</w:t>
       </w:r>
     </w:p>
     <w:tbl>
@@ -2164,7 +1890,7 @@
           <w:sz w:val="21"/>
           <w:szCs w:val="21"/>
         </w:rPr>
-        <w:t xml:space="preserve">I know because ___.</w:t>
+        <w:t xml:space="preserve">My evidence is ___, so ___.</w:t>
       </w:r>
       <w:r>
         <w:rPr>
@@ -2175,31 +1901,7 @@
           <w:szCs w:val="19"/>
         </w:rPr>
         <w:br/>
-        <w:t xml:space="preserve">Lo sé porque ___.</w:t>
-      </w:r>
-    </w:p>
-    <w:p>
-      <w:pPr>
-        <w:spacing w:after="60"/>
-      </w:pPr>
-      <w:r>
-        <w:rPr>
-          <w:color w:val="1A2733"/>
-          <w:sz w:val="21"/>
-          <w:szCs w:val="21"/>
-        </w:rPr>
-        <w:t xml:space="preserve">So ___.</w:t>
-      </w:r>
-      <w:r>
-        <w:rPr>
-          <w:i/>
-          <w:iCs/>
-          <w:color w:val="5F6F80"/>
-          <w:sz w:val="19"/>
-          <w:szCs w:val="19"/>
-        </w:rPr>
-        <w:br/>
-        <w:t xml:space="preserve">Entonces ___.</w:t>
+        <w:t xml:space="preserve">Mi evidencia es ___, entonces ___.</w:t>
       </w:r>
     </w:p>
     <w:tbl>
@@ -2305,78 +2007,6 @@
         <w:t xml:space="preserve">Escribe una afirmación, da evidencia matemática y explica tu razonamiento.</w:t>
       </w:r>
     </w:p>
-    <w:p>
-      <w:pPr>
-        <w:spacing w:after="60"/>
-      </w:pPr>
-      <w:r>
-        <w:rPr>
-          <w:color w:val="1A2733"/>
-          <w:sz w:val="21"/>
-          <w:szCs w:val="21"/>
-        </w:rPr>
-        <w:t xml:space="preserve">My claim is ___.</w:t>
-      </w:r>
-      <w:r>
-        <w:rPr>
-          <w:i/>
-          <w:iCs/>
-          <w:color w:val="5F6F80"/>
-          <w:sz w:val="19"/>
-          <w:szCs w:val="19"/>
-        </w:rPr>
-        <w:br/>
-        <w:t xml:space="preserve">Mi afirmación es ___.</w:t>
-      </w:r>
-    </w:p>
-    <w:p>
-      <w:pPr>
-        <w:spacing w:after="60"/>
-      </w:pPr>
-      <w:r>
-        <w:rPr>
-          <w:color w:val="1A2733"/>
-          <w:sz w:val="21"/>
-          <w:szCs w:val="21"/>
-        </w:rPr>
-        <w:t xml:space="preserve">My math evidence is ___.</w:t>
-      </w:r>
-      <w:r>
-        <w:rPr>
-          <w:i/>
-          <w:iCs/>
-          <w:color w:val="5F6F80"/>
-          <w:sz w:val="19"/>
-          <w:szCs w:val="19"/>
-        </w:rPr>
-        <w:br/>
-        <w:t xml:space="preserve">Mi evidencia matemática es ___.</w:t>
-      </w:r>
-    </w:p>
-    <w:p>
-      <w:pPr>
-        <w:spacing w:after="60"/>
-      </w:pPr>
-      <w:r>
-        <w:rPr>
-          <w:color w:val="1A2733"/>
-          <w:sz w:val="21"/>
-          <w:szCs w:val="21"/>
-        </w:rPr>
-        <w:t xml:space="preserve">This proves ___ because ___.</w:t>
-      </w:r>
-      <w:r>
-        <w:rPr>
-          <w:i/>
-          <w:iCs/>
-          <w:color w:val="5F6F80"/>
-          <w:sz w:val="19"/>
-          <w:szCs w:val="19"/>
-        </w:rPr>
-        <w:br/>
-        <w:t xml:space="preserve">Esto demuestra ___ porque ___.</w:t>
-      </w:r>
-    </w:p>
     <w:tbl>
       <w:tblPr>
         <w:tblW w:type="pct" w:w="100%"/>
@@ -2459,7 +2089,7 @@
           <w:sz w:val="24"/>
           <w:szCs w:val="24"/>
         </w:rPr>
-        <w:t xml:space="preserve">4. Check Your Explanation</w:t>
+        <w:t xml:space="preserve">Check Your Explanation</w:t>
       </w:r>
       <w:r>
         <w:rPr>
@@ -2469,7 +2099,7 @@
           <w:sz w:val="19"/>
           <w:szCs w:val="19"/>
         </w:rPr>
-        <w:t xml:space="preserve">   five quick checks</w:t>
+        <w:t xml:space="preserve">   three quick checks</w:t>
       </w:r>
     </w:p>
     <w:p>
@@ -2493,17 +2123,6 @@
         </w:rPr>
         <w:t xml:space="preserve">I answered the question.</w:t>
       </w:r>
-      <w:r>
-        <w:rPr>
-          <w:i/>
-          <w:iCs/>
-          <w:color w:val="5F6F80"/>
-          <w:sz w:val="18"/>
-          <w:szCs w:val="18"/>
-        </w:rPr>
-        <w:br/>
-        <w:t xml:space="preserve">Respondí la pregunta.</w:t>
-      </w:r>
     </w:p>
     <w:p>
       <w:pPr>
@@ -2524,18 +2143,7 @@
           <w:sz w:val="20"/>
           <w:szCs w:val="20"/>
         </w:rPr>
-        <w:t xml:space="preserve">I used math evidence: numbers, an equation, a model, or a comparison.</w:t>
-      </w:r>
-      <w:r>
-        <w:rPr>
-          <w:i/>
-          <w:iCs/>
-          <w:color w:val="5F6F80"/>
-          <w:sz w:val="18"/>
-          <w:szCs w:val="18"/>
-        </w:rPr>
-        <w:br/>
-        <w:t xml:space="preserve">Usé evidencia matemática: números, una ecuación, un modelo o una comparación.</w:t>
+        <w:t xml:space="preserve">I used math evidence: numbers, an equation, or a model.</w:t>
       </w:r>
     </w:p>
     <w:p>
@@ -2557,84 +2165,7 @@
           <w:sz w:val="20"/>
           <w:szCs w:val="20"/>
         </w:rPr>
-        <w:t xml:space="preserve">I explained how the evidence proves my answer.</w:t>
-      </w:r>
-      <w:r>
-        <w:rPr>
-          <w:i/>
-          <w:iCs/>
-          <w:color w:val="5F6F80"/>
-          <w:sz w:val="18"/>
-          <w:szCs w:val="18"/>
-        </w:rPr>
-        <w:br/>
-        <w:t xml:space="preserve">Expliqué cómo la evidencia demuestra mi respuesta.</w:t>
-      </w:r>
-    </w:p>
-    <w:p>
-      <w:pPr>
-        <w:spacing w:after="80"/>
-      </w:pPr>
-      <w:r>
-        <w:rPr>
-          <w:b/>
-          <w:bCs/>
-          <w:color w:val="1FA6A2"/>
-          <w:sz w:val="22"/>
-          <w:szCs w:val="22"/>
-        </w:rPr>
-        <w:t xml:space="preserve">☐  </w:t>
-      </w:r>
-      <w:r>
-        <w:rPr>
-          <w:sz w:val="20"/>
-          <w:szCs w:val="20"/>
-        </w:rPr>
         <w:t xml:space="preserve">I used at least two math words.</w:t>
-      </w:r>
-      <w:r>
-        <w:rPr>
-          <w:i/>
-          <w:iCs/>
-          <w:color w:val="5F6F80"/>
-          <w:sz w:val="18"/>
-          <w:szCs w:val="18"/>
-        </w:rPr>
-        <w:br/>
-        <w:t xml:space="preserve">Usé por lo menos dos palabras matemáticas.</w:t>
-      </w:r>
-    </w:p>
-    <w:p>
-      <w:pPr>
-        <w:spacing w:after="80"/>
-      </w:pPr>
-      <w:r>
-        <w:rPr>
-          <w:b/>
-          <w:bCs/>
-          <w:color w:val="1FA6A2"/>
-          <w:sz w:val="22"/>
-          <w:szCs w:val="22"/>
-        </w:rPr>
-        <w:t xml:space="preserve">☐  </w:t>
-      </w:r>
-      <w:r>
-        <w:rPr>
-          <w:sz w:val="20"/>
-          <w:szCs w:val="20"/>
-        </w:rPr>
-        <w:t xml:space="preserve">I reread complete sentences and punctuation.</w:t>
-      </w:r>
-      <w:r>
-        <w:rPr>
-          <w:i/>
-          <w:iCs/>
-          <w:color w:val="5F6F80"/>
-          <w:sz w:val="18"/>
-          <w:szCs w:val="18"/>
-        </w:rPr>
-        <w:br/>
-        <w:t xml:space="preserve">Volví a leer mis oraciones completas y la puntuación.</w:t>
       </w:r>
     </w:p>
     <w:p>
@@ -2722,7 +2253,7 @@
                 <w:sz w:val="22"/>
                 <w:szCs w:val="22"/>
               </w:rPr>
-              <w:t xml:space="preserve">Unit 9 · Lesson 2</w:t>
+              <w:t xml:space="preserve">Football Game Tickets</w:t>
             </w:r>
           </w:p>
           <w:p>
@@ -2734,7 +2265,7 @@
                 <w:sz w:val="21"/>
                 <w:szCs w:val="21"/>
               </w:rPr>
-              <w:t xml:space="preserve">Tickets to a college football game cost $45 each. A table can pair each number of tickets with its total cost, and a graph can show the same pairs as points on a coordinate plane. The Sandia Peak tram in Albuquerque, New Mexico gives a second example: it travels 1,200 feet each minute, and the ascent takes 15 minutes.</w:t>
+              <w:t xml:space="preserve">The ticket shows the cost to attend a college football game. How does the total cost of tickets relate to the number of tickets purchased?</w:t>
             </w:r>
           </w:p>
         </w:tc>
@@ -5186,7 +4717,7 @@
           <w:sz w:val="20"/>
           <w:szCs w:val="20"/>
         </w:rPr>
-        <w:t xml:space="preserve">☐  I answered the question.</w:t>
+        <w:t xml:space="preserve">☐  The answer to the math question is correct.</w:t>
       </w:r>
     </w:p>
     <w:p>
@@ -5198,7 +4729,7 @@
           <w:sz w:val="20"/>
           <w:szCs w:val="20"/>
         </w:rPr>
-        <w:t xml:space="preserve">☐  I used math evidence: numbers, an equation, a model, or a comparison.</w:t>
+        <w:t xml:space="preserve">☐  The evidence is real lesson mathematics (numbers, equation, or model), not restated claim.</w:t>
       </w:r>
     </w:p>
     <w:p>
@@ -5210,31 +4741,7 @@
           <w:sz w:val="20"/>
           <w:szCs w:val="20"/>
         </w:rPr>
-        <w:t xml:space="preserve">☐  I explained how the evidence proves my answer.</w:t>
-      </w:r>
-    </w:p>
-    <w:p>
-      <w:pPr>
-        <w:spacing w:after="80"/>
-      </w:pPr>
-      <w:r>
-        <w:rPr>
-          <w:sz w:val="20"/>
-          <w:szCs w:val="20"/>
-        </w:rPr>
-        <w:t xml:space="preserve">☐  I used at least two math words.</w:t>
-      </w:r>
-    </w:p>
-    <w:p>
-      <w:pPr>
-        <w:spacing w:after="80"/>
-      </w:pPr>
-      <w:r>
-        <w:rPr>
-          <w:sz w:val="20"/>
-          <w:szCs w:val="20"/>
-        </w:rPr>
-        <w:t xml:space="preserve">☐  I reread complete sentences and punctuation.</w:t>
+        <w:t xml:space="preserve">☐  The support level changed the language scaffolding, never the mathematical expectation.</w:t>
       </w:r>
     </w:p>
     <w:sectPr>
